--- a/插件详细手册/1.系统/关于输入设备核心（高级篇）.docx
+++ b/插件详细手册/1.系统/关于输入设备核心（高级篇）.docx
@@ -1,10 +1,13 @@
 
 <file path=word/document.xml><?xml version="1.0" encoding="utf-8"?>
-<w:document xmlns:wpc="http://schemas.microsoft.com/office/word/2010/wordprocessingCanvas" xmlns:cx="http://schemas.microsoft.com/office/drawing/2014/chartex" xmlns:cx1="http://schemas.microsoft.com/office/drawing/2015/9/8/chartex" xmlns:cx2="http://schemas.microsoft.com/office/drawing/2015/10/21/chartex" xmlns:cx3="http://schemas.microsoft.com/office/drawing/2016/5/9/chartex" xmlns:cx4="http://schemas.microsoft.com/office/drawing/2016/5/10/chartex" xmlns:cx5="http://schemas.microsoft.com/office/drawing/2016/5/11/chartex" xmlns:cx6="http://schemas.microsoft.com/office/drawing/2016/5/12/chartex" xmlns:cx7="http://schemas.microsoft.com/office/drawing/2016/5/13/chartex" xmlns:cx8="http://schemas.microsoft.com/office/drawing/2016/5/14/chartex" xmlns:mc="http://schemas.openxmlformats.org/markup-compatibility/2006" xmlns:aink="http://schemas.microsoft.com/office/drawing/2016/ink" xmlns:am3d="http://schemas.microsoft.com/office/drawing/2017/model3d" xmlns:o="urn:schemas-microsoft-com:office:office" xmlns:oel="http://schemas.microsoft.com/office/2019/extlst" xmlns:r="http://schemas.openxmlformats.org/officeDocument/2006/relationships" xmlns:m="http://schemas.openxmlformats.org/officeDocument/2006/math" xmlns:v="urn:schemas-microsoft-com:vml" xmlns:wp14="http://schemas.microsoft.com/office/word/2010/wordprocessingDrawing" xmlns:wp="http://schemas.openxmlformats.org/drawingml/2006/wordprocessingDrawing" xmlns:w10="urn:schemas-microsoft-com:office:word" xmlns:w="http://schemas.openxmlformats.org/wordprocessingml/2006/main" xmlns:w14="http://schemas.microsoft.com/office/word/2010/wordml" xmlns:w15="http://schemas.microsoft.com/office/word/2012/wordml" xmlns:w16cex="http://schemas.microsoft.com/office/word/2018/wordml/cex" xmlns:w16cid="http://schemas.microsoft.com/office/word/2016/wordml/cid" xmlns:w16="http://schemas.microsoft.com/office/word/2018/wordml" xmlns:w16sdtdh="http://schemas.microsoft.com/office/word/2020/wordml/sdtdatahash" xmlns:w16se="http://schemas.microsoft.com/office/word/2015/wordml/symex" xmlns:wpg="http://schemas.microsoft.com/office/word/2010/wordprocessingGroup" xmlns:wpi="http://schemas.microsoft.com/office/word/2010/wordprocessingInk" xmlns:wne="http://schemas.microsoft.com/office/word/2006/wordml" xmlns:wps="http://schemas.microsoft.com/office/word/2010/wordprocessingShape" mc:Ignorable="w14 w15 w16se w16cid w16 w16cex w16sdtdh wp14">
+<w:document xmlns:wpc="http://schemas.microsoft.com/office/word/2010/wordprocessingCanvas" xmlns:cx="http://schemas.microsoft.com/office/drawing/2014/chartex" xmlns:cx1="http://schemas.microsoft.com/office/drawing/2015/9/8/chartex" xmlns:cx2="http://schemas.microsoft.com/office/drawing/2015/10/21/chartex" xmlns:cx3="http://schemas.microsoft.com/office/drawing/2016/5/9/chartex" xmlns:cx4="http://schemas.microsoft.com/office/drawing/2016/5/10/chartex" xmlns:cx5="http://schemas.microsoft.com/office/drawing/2016/5/11/chartex" xmlns:cx6="http://schemas.microsoft.com/office/drawing/2016/5/12/chartex" xmlns:cx7="http://schemas.microsoft.com/office/drawing/2016/5/13/chartex" xmlns:cx8="http://schemas.microsoft.com/office/drawing/2016/5/14/chartex" xmlns:mc="http://schemas.openxmlformats.org/markup-compatibility/2006" xmlns:aink="http://schemas.microsoft.com/office/drawing/2016/ink" xmlns:am3d="http://schemas.microsoft.com/office/drawing/2017/model3d" xmlns:o="urn:schemas-microsoft-com:office:office" xmlns:oel="http://schemas.microsoft.com/office/2019/extlst" xmlns:r="http://schemas.openxmlformats.org/officeDocument/2006/relationships" xmlns:m="http://schemas.openxmlformats.org/officeDocument/2006/math" xmlns:v="urn:schemas-microsoft-com:vml" xmlns:wp14="http://schemas.microsoft.com/office/word/2010/wordprocessingDrawing" xmlns:wp="http://schemas.openxmlformats.org/drawingml/2006/wordprocessingDrawing" xmlns:w10="urn:schemas-microsoft-com:office:word" xmlns:w="http://schemas.openxmlformats.org/wordprocessingml/2006/main" xmlns:w14="http://schemas.microsoft.com/office/word/2010/wordml" xmlns:w15="http://schemas.microsoft.com/office/word/2012/wordml" xmlns:w16cex="http://schemas.microsoft.com/office/word/2018/wordml/cex" xmlns:w16cid="http://schemas.microsoft.com/office/word/2016/wordml/cid" xmlns:w16="http://schemas.microsoft.com/office/word/2018/wordml" xmlns:w16du="http://schemas.microsoft.com/office/word/2023/wordml/word16du" xmlns:w16sdtdh="http://schemas.microsoft.com/office/word/2020/wordml/sdtdatahash" xmlns:w16sdtfl="http://schemas.microsoft.com/office/word/2024/wordml/sdtformatlock" xmlns:w16se="http://schemas.microsoft.com/office/word/2015/wordml/symex" xmlns:wpg="http://schemas.microsoft.com/office/word/2010/wordprocessingGroup" xmlns:wpi="http://schemas.microsoft.com/office/word/2010/wordprocessingInk" xmlns:wne="http://schemas.microsoft.com/office/word/2006/wordml" xmlns:wps="http://schemas.microsoft.com/office/word/2010/wordprocessingShape" mc:Ignorable="w14 w15 w16se w16cid w16 w16cex w16sdtdh w16sdtfl w16du wp14">
   <w:body>
     <w:p>
       <w:pPr>
         <w:pStyle w:val="2"/>
+        <w:rPr>
+          <w:rFonts w:hint="eastAsia"/>
+        </w:rPr>
       </w:pPr>
       <w:r>
         <w:rPr>
@@ -24,7 +27,7 @@
         <w:jc w:val="both"/>
         <w:outlineLvl w:val="2"/>
         <w:rPr>
-          <w:rFonts w:asciiTheme="minorHAnsi" w:eastAsiaTheme="minorEastAsia" w:hAnsiTheme="minorHAnsi"/>
+          <w:rFonts w:asciiTheme="minorHAnsi" w:eastAsiaTheme="minorEastAsia" w:hAnsiTheme="minorHAnsi" w:hint="eastAsia"/>
           <w:b/>
           <w:bCs/>
           <w:kern w:val="2"/>
@@ -190,10 +193,10 @@
                 <w:noProof/>
               </w:rPr>
               <w:drawing>
-                <wp:inline distT="0" distB="0" distL="0" distR="0" wp14:anchorId="49DD1214" wp14:editId="410B6919">
-                  <wp:extent cx="1196340" cy="622373"/>
-                  <wp:effectExtent l="0" t="0" r="3810" b="6350"/>
-                  <wp:docPr id="714793032" name="图片 1"/>
+                <wp:inline distT="0" distB="0" distL="0" distR="0" wp14:anchorId="48970762" wp14:editId="7EDEAD0E">
+                  <wp:extent cx="1318260" cy="685800"/>
+                  <wp:effectExtent l="0" t="0" r="0" b="0"/>
+                  <wp:docPr id="319918144" name="图片 1"/>
                   <wp:cNvGraphicFramePr>
                     <a:graphicFrameLocks xmlns:a="http://schemas.openxmlformats.org/drawingml/2006/main" noChangeAspect="1"/>
                   </wp:cNvGraphicFramePr>
@@ -201,7 +204,7 @@
                     <a:graphicData uri="http://schemas.openxmlformats.org/drawingml/2006/picture">
                       <pic:pic xmlns:pic="http://schemas.openxmlformats.org/drawingml/2006/picture">
                         <pic:nvPicPr>
-                          <pic:cNvPr id="0" name="Picture 25"/>
+                          <pic:cNvPr id="0" name="Picture 7"/>
                           <pic:cNvPicPr>
                             <a:picLocks noChangeAspect="1" noChangeArrowheads="1"/>
                           </pic:cNvPicPr>
@@ -222,7 +225,7 @@
                         <pic:spPr bwMode="auto">
                           <a:xfrm>
                             <a:off x="0" y="0"/>
-                            <a:ext cx="1201304" cy="624955"/>
+                            <a:ext cx="1318260" cy="685800"/>
                           </a:xfrm>
                           <a:prstGeom prst="rect">
                             <a:avLst/>
@@ -356,11 +359,9 @@
         </w:rPr>
         <w:t>.docx</w:t>
       </w:r>
-      <w:proofErr w:type="gramStart"/>
       <w:r>
         <w:t>”</w:t>
       </w:r>
-      <w:proofErr w:type="gramEnd"/>
       <w:r>
         <w:rPr>
           <w:rFonts w:hint="eastAsia"/>
@@ -401,21 +402,7 @@
               <w:rPr>
                 <w:rFonts w:hint="eastAsia"/>
               </w:rPr>
-              <w:t>入门</w:t>
-            </w:r>
-            <w:proofErr w:type="gramStart"/>
-            <w:r>
-              <w:rPr>
-                <w:rFonts w:hint="eastAsia"/>
-              </w:rPr>
-              <w:t>篇主要</w:t>
-            </w:r>
-            <w:proofErr w:type="gramEnd"/>
-            <w:r>
-              <w:rPr>
-                <w:rFonts w:hint="eastAsia"/>
-              </w:rPr>
-              <w:t>介绍</w:t>
+              <w:t>入门篇主要介绍</w:t>
             </w:r>
             <w:r>
               <w:rPr>
@@ -462,21 +449,7 @@
               <w:rPr>
                 <w:rFonts w:hint="eastAsia"/>
               </w:rPr>
-              <w:t>高级</w:t>
-            </w:r>
-            <w:proofErr w:type="gramStart"/>
-            <w:r>
-              <w:rPr>
-                <w:rFonts w:hint="eastAsia"/>
-              </w:rPr>
-              <w:t>篇主要</w:t>
-            </w:r>
-            <w:proofErr w:type="gramEnd"/>
-            <w:r>
-              <w:rPr>
-                <w:rFonts w:hint="eastAsia"/>
-              </w:rPr>
-              <w:t>介绍</w:t>
+              <w:t>高级篇主要介绍</w:t>
             </w:r>
             <w:r>
               <w:rPr>
@@ -512,21 +485,7 @@
               <w:rPr>
                 <w:rFonts w:hint="eastAsia"/>
               </w:rPr>
-              <w:t>相关</w:t>
-            </w:r>
-            <w:proofErr w:type="gramStart"/>
-            <w:r>
-              <w:rPr>
-                <w:rFonts w:hint="eastAsia"/>
-              </w:rPr>
-              <w:t>插件改键与</w:t>
-            </w:r>
-            <w:proofErr w:type="gramEnd"/>
-            <w:r>
-              <w:rPr>
-                <w:rFonts w:hint="eastAsia"/>
-              </w:rPr>
-              <w:t>控制权修改设计。</w:t>
+              <w:t>相关插件改键与控制权修改设计。</w:t>
             </w:r>
           </w:p>
         </w:tc>
@@ -559,7 +518,6 @@
               <w:snapToGrid/>
               <w:spacing w:after="0"/>
               <w:rPr>
-                <w:rFonts w:hint="eastAsia"/>
                 <w:b/>
                 <w:bCs/>
                 <w:iCs/>
@@ -592,9 +550,6 @@
         <w:adjustRightInd/>
         <w:spacing w:after="0"/>
         <w:jc w:val="both"/>
-        <w:rPr>
-          <w:rFonts w:hint="eastAsia"/>
-        </w:rPr>
       </w:pPr>
     </w:p>
     <w:p>
@@ -610,6 +565,9 @@
     <w:p>
       <w:pPr>
         <w:pStyle w:val="3"/>
+        <w:rPr>
+          <w:rFonts w:hint="eastAsia"/>
+        </w:rPr>
       </w:pPr>
       <w:r>
         <w:rPr>
@@ -658,11 +616,9 @@
         </w:rPr>
         <w:t>◆</w:t>
       </w:r>
-      <w:proofErr w:type="spellStart"/>
       <w:r>
         <w:t>Drill_CoreOfInput</w:t>
       </w:r>
-      <w:proofErr w:type="spellEnd"/>
       <w:r>
         <w:tab/>
       </w:r>
@@ -718,11 +674,9 @@
         </w:rPr>
         <w:t>◆</w:t>
       </w:r>
-      <w:proofErr w:type="spellStart"/>
       <w:r>
         <w:t>Drill_OperateKeys</w:t>
       </w:r>
-      <w:proofErr w:type="spellEnd"/>
       <w:r>
         <w:tab/>
       </w:r>
@@ -764,11 +718,9 @@
         </w:rPr>
         <w:t>◆</w:t>
       </w:r>
-      <w:proofErr w:type="spellStart"/>
       <w:r>
         <w:t>Drill_OperateHud</w:t>
       </w:r>
-      <w:proofErr w:type="spellEnd"/>
       <w:r>
         <w:tab/>
       </w:r>
@@ -828,7 +780,6 @@
               <w:snapToGrid/>
               <w:spacing w:after="0"/>
               <w:rPr>
-                <w:rFonts w:hint="eastAsia"/>
                 <w:b/>
                 <w:bCs/>
                 <w:iCs/>
@@ -851,9 +802,6 @@
       <w:pPr>
         <w:snapToGrid/>
         <w:spacing w:after="0"/>
-        <w:rPr>
-          <w:rFonts w:hint="eastAsia"/>
-        </w:rPr>
       </w:pPr>
     </w:p>
     <w:tbl>
@@ -884,36 +832,16 @@
               </w:rPr>
               <w:t>建议先了解并区分两个重要概念：</w:t>
             </w:r>
-            <w:r>
-              <w:fldChar w:fldCharType="begin"/>
-            </w:r>
-            <w:r>
-              <w:instrText>HYPERLINK \l "</w:instrText>
-            </w:r>
-            <w:r>
-              <w:instrText>物理按键</w:instrText>
-            </w:r>
-            <w:r>
-              <w:instrText>"</w:instrText>
-            </w:r>
-            <w:r>
-              <w:fldChar w:fldCharType="separate"/>
-            </w:r>
-            <w:r>
-              <w:rPr>
-                <w:rStyle w:val="a4"/>
-                <w:rFonts w:hint="eastAsia"/>
-                <w:iCs/>
-              </w:rPr>
-              <w:t>物理按键</w:t>
-            </w:r>
-            <w:r>
-              <w:rPr>
-                <w:rStyle w:val="a4"/>
-                <w:iCs/>
-              </w:rPr>
-              <w:fldChar w:fldCharType="end"/>
-            </w:r>
+            <w:hyperlink w:anchor="物理按键" w:history="1">
+              <w:r>
+                <w:rPr>
+                  <w:rStyle w:val="a4"/>
+                  <w:rFonts w:hint="eastAsia"/>
+                  <w:iCs/>
+                </w:rPr>
+                <w:t>物理按键</w:t>
+              </w:r>
+            </w:hyperlink>
             <w:r>
               <w:rPr>
                 <w:iCs/>
@@ -1029,17 +957,15 @@
               <w:spacing w:after="0"/>
               <w:jc w:val="both"/>
               <w:rPr>
-                <w:rFonts w:ascii="微软雅黑" w:hAnsi="微软雅黑"/>
-              </w:rPr>
-            </w:pPr>
-            <w:proofErr w:type="gramStart"/>
-            <w:r>
-              <w:rPr>
                 <w:rFonts w:ascii="微软雅黑" w:hAnsi="微软雅黑" w:hint="eastAsia"/>
               </w:rPr>
+            </w:pPr>
+            <w:r>
+              <w:rPr>
+                <w:rFonts w:ascii="微软雅黑" w:hAnsi="微软雅黑" w:hint="eastAsia"/>
+              </w:rPr>
               <w:t>官网有关于</w:t>
             </w:r>
-            <w:proofErr w:type="gramEnd"/>
             <w:r>
               <w:rPr>
                 <w:rFonts w:ascii="微软雅黑" w:hAnsi="微软雅黑" w:hint="eastAsia"/>
@@ -1069,7 +995,7 @@
             <w:pPr>
               <w:spacing w:after="0"/>
               <w:rPr>
-                <w:rFonts w:ascii="微软雅黑" w:hAnsi="微软雅黑"/>
+                <w:rFonts w:ascii="微软雅黑" w:hAnsi="微软雅黑" w:hint="eastAsia"/>
               </w:rPr>
             </w:pPr>
             <w:hyperlink r:id="rId8" w:anchor="page/01_06.html!cn" w:history="1">
@@ -1113,6 +1039,9 @@
     <w:p>
       <w:pPr>
         <w:pStyle w:val="3"/>
+        <w:rPr>
+          <w:rFonts w:hint="eastAsia"/>
+        </w:rPr>
       </w:pPr>
       <w:r>
         <w:rPr>
@@ -1570,6 +1499,9 @@
     <w:p>
       <w:pPr>
         <w:pStyle w:val="2"/>
+        <w:rPr>
+          <w:rFonts w:hint="eastAsia"/>
+        </w:rPr>
       </w:pPr>
       <w:bookmarkStart w:id="1" w:name="_输入设备"/>
       <w:bookmarkEnd w:id="1"/>
@@ -1584,6 +1516,9 @@
     <w:p>
       <w:pPr>
         <w:pStyle w:val="3"/>
+        <w:rPr>
+          <w:rFonts w:hint="eastAsia"/>
+        </w:rPr>
       </w:pPr>
       <w:r>
         <w:rPr>
@@ -1620,14 +1555,12 @@
         </w:rPr>
         <w:t>指真实世界键盘上存在的按键，比如</w:t>
       </w:r>
-      <w:proofErr w:type="spellStart"/>
       <w:r>
         <w:rPr>
           <w:rFonts w:hint="eastAsia"/>
         </w:rPr>
         <w:t>z,x,c,v</w:t>
       </w:r>
-      <w:proofErr w:type="spellEnd"/>
       <w:r>
         <w:rPr>
           <w:rFonts w:hint="eastAsia"/>
@@ -1710,7 +1643,7 @@
           <v:shape id="_x0000_i1025" type="#_x0000_t75" style="width:415.8pt;height:126pt" o:ole="">
             <v:imagedata r:id="rId9" o:title=""/>
           </v:shape>
-          <o:OLEObject Type="Embed" ProgID="Visio.Drawing.15" ShapeID="_x0000_i1025" DrawAspect="Content" ObjectID="_1770737588" r:id="rId10"/>
+          <o:OLEObject Type="Embed" ProgID="Visio.Drawing.15" ShapeID="_x0000_i1025" DrawAspect="Content" ObjectID="_1805780635" r:id="rId10"/>
         </w:object>
       </w:r>
     </w:p>
@@ -1813,7 +1746,7 @@
           <v:shape id="_x0000_i1026" type="#_x0000_t75" style="width:415.8pt;height:31.8pt" o:ole="">
             <v:imagedata r:id="rId11" o:title=""/>
           </v:shape>
-          <o:OLEObject Type="Embed" ProgID="Visio.Drawing.15" ShapeID="_x0000_i1026" DrawAspect="Content" ObjectID="_1770737589" r:id="rId12"/>
+          <o:OLEObject Type="Embed" ProgID="Visio.Drawing.15" ShapeID="_x0000_i1026" DrawAspect="Content" ObjectID="_1805780636" r:id="rId12"/>
         </w:object>
       </w:r>
     </w:p>
@@ -1974,6 +1907,9 @@
     <w:p>
       <w:pPr>
         <w:pStyle w:val="3"/>
+        <w:rPr>
+          <w:rFonts w:hint="eastAsia"/>
+        </w:rPr>
       </w:pPr>
       <w:r>
         <w:rPr>
@@ -2006,6 +1942,9 @@
     <w:p>
       <w:pPr>
         <w:pStyle w:val="4"/>
+        <w:rPr>
+          <w:rFonts w:hint="eastAsia"/>
+        </w:rPr>
       </w:pPr>
       <w:r>
         <w:rPr>
@@ -2145,7 +2084,7 @@
           <v:shape id="_x0000_i1027" type="#_x0000_t75" style="width:274.2pt;height:165.6pt" o:ole="">
             <v:imagedata r:id="rId13" o:title=""/>
           </v:shape>
-          <o:OLEObject Type="Embed" ProgID="Visio.Drawing.15" ShapeID="_x0000_i1027" DrawAspect="Content" ObjectID="_1770737590" r:id="rId14"/>
+          <o:OLEObject Type="Embed" ProgID="Visio.Drawing.15" ShapeID="_x0000_i1027" DrawAspect="Content" ObjectID="_1805780637" r:id="rId14"/>
         </w:object>
       </w:r>
     </w:p>
@@ -2190,6 +2129,9 @@
     <w:p>
       <w:pPr>
         <w:pStyle w:val="4"/>
+        <w:rPr>
+          <w:rFonts w:hint="eastAsia"/>
+        </w:rPr>
       </w:pPr>
       <w:r>
         <w:rPr>
@@ -2228,22 +2170,18 @@
         </w:rPr>
         <w:t>同样的道理，</w:t>
       </w:r>
-      <w:proofErr w:type="gramStart"/>
       <w:r>
         <w:t>”</w:t>
       </w:r>
-      <w:proofErr w:type="gramEnd"/>
       <w:r>
         <w:rPr>
           <w:rFonts w:hint="eastAsia"/>
         </w:rPr>
         <w:t>z</w:t>
       </w:r>
-      <w:proofErr w:type="gramStart"/>
       <w:r>
         <w:t>”</w:t>
       </w:r>
-      <w:proofErr w:type="gramEnd"/>
       <w:r>
         <w:rPr>
           <w:rFonts w:hint="eastAsia"/>
@@ -2274,22 +2212,18 @@
         </w:rPr>
         <w:t>按</w:t>
       </w:r>
-      <w:proofErr w:type="gramStart"/>
       <w:r>
         <w:t>”</w:t>
       </w:r>
-      <w:proofErr w:type="gramEnd"/>
       <w:r>
         <w:rPr>
           <w:rFonts w:hint="eastAsia"/>
         </w:rPr>
         <w:t>回车</w:t>
       </w:r>
-      <w:proofErr w:type="gramStart"/>
       <w:r>
         <w:t>”</w:t>
       </w:r>
-      <w:proofErr w:type="gramEnd"/>
       <w:r>
         <w:rPr>
           <w:rFonts w:hint="eastAsia"/>
@@ -2340,7 +2274,7 @@
           <v:shape id="_x0000_i1028" type="#_x0000_t75" style="width:282.6pt;height:126pt" o:ole="">
             <v:imagedata r:id="rId15" o:title=""/>
           </v:shape>
-          <o:OLEObject Type="Embed" ProgID="Visio.Drawing.15" ShapeID="_x0000_i1028" DrawAspect="Content" ObjectID="_1770737591" r:id="rId16"/>
+          <o:OLEObject Type="Embed" ProgID="Visio.Drawing.15" ShapeID="_x0000_i1028" DrawAspect="Content" ObjectID="_1805780638" r:id="rId16"/>
         </w:object>
       </w:r>
     </w:p>
@@ -2470,7 +2404,7 @@
         <w:spacing w:after="0"/>
         <w:jc w:val="center"/>
         <w:rPr>
-          <w:rFonts w:ascii="宋体" w:eastAsia="宋体" w:hAnsi="宋体" w:cs="宋体"/>
+          <w:rFonts w:ascii="宋体" w:eastAsia="宋体" w:hAnsi="宋体" w:cs="宋体" w:hint="eastAsia"/>
           <w:sz w:val="24"/>
           <w:szCs w:val="24"/>
         </w:rPr>
@@ -2535,6 +2469,9 @@
     <w:p>
       <w:pPr>
         <w:pStyle w:val="4"/>
+        <w:rPr>
+          <w:rFonts w:hint="eastAsia"/>
+        </w:rPr>
       </w:pPr>
       <w:bookmarkStart w:id="5" w:name="_3）使用Debug窗口直接测试"/>
       <w:bookmarkEnd w:id="5"/>
@@ -2753,6 +2690,9 @@
     <w:p>
       <w:pPr>
         <w:pStyle w:val="3"/>
+        <w:rPr>
+          <w:rFonts w:hint="eastAsia"/>
+        </w:rPr>
       </w:pPr>
       <w:r>
         <w:rPr>
@@ -2822,11 +2762,9 @@
         </w:rPr>
         <w:t>◆</w:t>
       </w:r>
-      <w:proofErr w:type="spellStart"/>
       <w:r>
         <w:t>Drill_OperateKeys</w:t>
       </w:r>
-      <w:proofErr w:type="spellEnd"/>
       <w:r>
         <w:tab/>
       </w:r>
@@ -2858,6 +2796,9 @@
     <w:p>
       <w:pPr>
         <w:pStyle w:val="4"/>
+        <w:rPr>
+          <w:rFonts w:hint="eastAsia"/>
+        </w:rPr>
       </w:pPr>
       <w:r>
         <w:rPr>
@@ -2877,7 +2818,7 @@
         <w:adjustRightInd/>
         <w:spacing w:after="0"/>
         <w:rPr>
-          <w:rFonts w:ascii="微软雅黑" w:hAnsi="微软雅黑"/>
+          <w:rFonts w:ascii="微软雅黑" w:hAnsi="微软雅黑" w:hint="eastAsia"/>
           <w:bCs/>
         </w:rPr>
       </w:pPr>
@@ -2902,23 +2843,7 @@
           <w:rFonts w:ascii="微软雅黑" w:hAnsi="微软雅黑" w:hint="eastAsia"/>
           <w:bCs/>
         </w:rPr>
-        <w:t>基本</w:t>
-      </w:r>
-      <w:proofErr w:type="gramStart"/>
-      <w:r>
-        <w:rPr>
-          <w:rFonts w:ascii="微软雅黑" w:hAnsi="微软雅黑" w:hint="eastAsia"/>
-          <w:bCs/>
-        </w:rPr>
-        <w:t>键属于</w:t>
-      </w:r>
-      <w:proofErr w:type="gramEnd"/>
-      <w:r>
-        <w:rPr>
-          <w:rFonts w:ascii="微软雅黑" w:hAnsi="微软雅黑" w:hint="eastAsia"/>
-          <w:bCs/>
-        </w:rPr>
-        <w:t xml:space="preserve"> 逻辑按键，特点是 </w:t>
+        <w:t xml:space="preserve">基本键属于 逻辑按键，特点是 </w:t>
       </w:r>
       <w:r>
         <w:rPr>
@@ -2954,7 +2879,7 @@
         <w:adjustRightInd/>
         <w:spacing w:after="0"/>
         <w:rPr>
-          <w:rFonts w:ascii="微软雅黑" w:hAnsi="微软雅黑"/>
+          <w:rFonts w:ascii="微软雅黑" w:hAnsi="微软雅黑" w:hint="eastAsia"/>
           <w:bCs/>
         </w:rPr>
       </w:pPr>
@@ -2972,7 +2897,7 @@
         <w:spacing w:after="0"/>
         <w:jc w:val="center"/>
         <w:rPr>
-          <w:rFonts w:ascii="微软雅黑" w:hAnsi="微软雅黑"/>
+          <w:rFonts w:ascii="微软雅黑" w:hAnsi="微软雅黑" w:hint="eastAsia"/>
           <w:bCs/>
         </w:rPr>
       </w:pPr>
@@ -2981,7 +2906,7 @@
           <v:shape id="_x0000_i1029" type="#_x0000_t75" style="width:346.2pt;height:111.6pt" o:ole="">
             <v:imagedata r:id="rId20" o:title=""/>
           </v:shape>
-          <o:OLEObject Type="Embed" ProgID="Visio.Drawing.15" ShapeID="_x0000_i1029" DrawAspect="Content" ObjectID="_1770737592" r:id="rId21"/>
+          <o:OLEObject Type="Embed" ProgID="Visio.Drawing.15" ShapeID="_x0000_i1029" DrawAspect="Content" ObjectID="_1805780639" r:id="rId21"/>
         </w:object>
       </w:r>
     </w:p>
@@ -2990,7 +2915,7 @@
         <w:adjustRightInd/>
         <w:spacing w:after="0"/>
         <w:rPr>
-          <w:rFonts w:ascii="微软雅黑" w:hAnsi="微软雅黑"/>
+          <w:rFonts w:ascii="微软雅黑" w:hAnsi="微软雅黑" w:hint="eastAsia"/>
           <w:bCs/>
         </w:rPr>
       </w:pPr>
@@ -3015,23 +2940,7 @@
           <w:rFonts w:ascii="微软雅黑" w:hAnsi="微软雅黑" w:hint="eastAsia"/>
           <w:bCs/>
         </w:rPr>
-        <w:t>扩展</w:t>
-      </w:r>
-      <w:proofErr w:type="gramStart"/>
-      <w:r>
-        <w:rPr>
-          <w:rFonts w:ascii="微软雅黑" w:hAnsi="微软雅黑" w:hint="eastAsia"/>
-          <w:bCs/>
-        </w:rPr>
-        <w:t>键属于</w:t>
-      </w:r>
-      <w:proofErr w:type="gramEnd"/>
-      <w:r>
-        <w:rPr>
-          <w:rFonts w:ascii="微软雅黑" w:hAnsi="微软雅黑" w:hint="eastAsia"/>
-          <w:bCs/>
-        </w:rPr>
-        <w:t xml:space="preserve"> 逻辑按键，特点是可以对应重复的物理按键。</w:t>
+        <w:t>扩展键属于 逻辑按键，特点是可以对应重复的物理按键。</w:t>
       </w:r>
     </w:p>
     <w:p>
@@ -3039,7 +2948,7 @@
         <w:adjustRightInd/>
         <w:spacing w:after="0"/>
         <w:rPr>
-          <w:rFonts w:ascii="微软雅黑" w:hAnsi="微软雅黑"/>
+          <w:rFonts w:ascii="微软雅黑" w:hAnsi="微软雅黑" w:hint="eastAsia"/>
           <w:bCs/>
         </w:rPr>
       </w:pPr>
@@ -3062,13 +2971,16 @@
           <v:shape id="_x0000_i1030" type="#_x0000_t75" style="width:344.4pt;height:102.6pt" o:ole="">
             <v:imagedata r:id="rId22" o:title=""/>
           </v:shape>
-          <o:OLEObject Type="Embed" ProgID="Visio.Drawing.15" ShapeID="_x0000_i1030" DrawAspect="Content" ObjectID="_1770737593" r:id="rId23"/>
+          <o:OLEObject Type="Embed" ProgID="Visio.Drawing.15" ShapeID="_x0000_i1030" DrawAspect="Content" ObjectID="_1805780640" r:id="rId23"/>
         </w:object>
       </w:r>
     </w:p>
     <w:p>
       <w:pPr>
         <w:pStyle w:val="4"/>
+        <w:rPr>
+          <w:rFonts w:hint="eastAsia"/>
+        </w:rPr>
       </w:pPr>
       <w:r>
         <w:t>2</w:t>
@@ -3091,7 +3003,7 @@
         <w:adjustRightInd/>
         <w:spacing w:after="0"/>
         <w:rPr>
-          <w:rFonts w:ascii="微软雅黑" w:hAnsi="微软雅黑"/>
+          <w:rFonts w:ascii="微软雅黑" w:hAnsi="微软雅黑" w:hint="eastAsia"/>
           <w:bCs/>
         </w:rPr>
       </w:pPr>
@@ -3124,7 +3036,7 @@
         <w:adjustRightInd/>
         <w:spacing w:after="0"/>
         <w:rPr>
-          <w:rFonts w:ascii="微软雅黑" w:hAnsi="微软雅黑"/>
+          <w:rFonts w:ascii="微软雅黑" w:hAnsi="微软雅黑" w:hint="eastAsia"/>
           <w:bCs/>
         </w:rPr>
       </w:pPr>
@@ -3185,7 +3097,7 @@
         <w:adjustRightInd/>
         <w:spacing w:after="0"/>
         <w:rPr>
-          <w:rFonts w:ascii="微软雅黑" w:hAnsi="微软雅黑"/>
+          <w:rFonts w:ascii="微软雅黑" w:hAnsi="微软雅黑" w:hint="eastAsia"/>
           <w:bCs/>
         </w:rPr>
       </w:pPr>
@@ -3238,7 +3150,7 @@
         <w:spacing w:after="0"/>
         <w:jc w:val="center"/>
         <w:rPr>
-          <w:rFonts w:ascii="宋体" w:eastAsia="宋体" w:hAnsi="宋体" w:cs="宋体"/>
+          <w:rFonts w:ascii="宋体" w:eastAsia="宋体" w:hAnsi="宋体" w:cs="宋体" w:hint="eastAsia"/>
           <w:sz w:val="24"/>
           <w:szCs w:val="24"/>
         </w:rPr>
@@ -3309,6 +3221,9 @@
     <w:p>
       <w:pPr>
         <w:pStyle w:val="4"/>
+        <w:rPr>
+          <w:rFonts w:hint="eastAsia"/>
+        </w:rPr>
       </w:pPr>
       <w:r>
         <w:lastRenderedPageBreak/>
@@ -3332,7 +3247,7 @@
         <w:adjustRightInd/>
         <w:spacing w:after="0"/>
         <w:rPr>
-          <w:rFonts w:ascii="微软雅黑" w:hAnsi="微软雅黑"/>
+          <w:rFonts w:ascii="微软雅黑" w:hAnsi="微软雅黑" w:hint="eastAsia"/>
           <w:bCs/>
         </w:rPr>
       </w:pPr>
@@ -3358,7 +3273,7 @@
         <w:spacing w:after="0"/>
         <w:jc w:val="center"/>
         <w:rPr>
-          <w:rFonts w:ascii="宋体" w:eastAsia="宋体" w:hAnsi="宋体" w:cs="宋体"/>
+          <w:rFonts w:ascii="宋体" w:eastAsia="宋体" w:hAnsi="宋体" w:cs="宋体" w:hint="eastAsia"/>
           <w:sz w:val="24"/>
           <w:szCs w:val="24"/>
         </w:rPr>
@@ -3426,7 +3341,7 @@
         <w:spacing w:after="0"/>
         <w:jc w:val="center"/>
         <w:rPr>
-          <w:rFonts w:ascii="微软雅黑" w:hAnsi="微软雅黑"/>
+          <w:rFonts w:ascii="微软雅黑" w:hAnsi="微软雅黑" w:hint="eastAsia"/>
           <w:bCs/>
         </w:rPr>
       </w:pPr>
@@ -3436,7 +3351,7 @@
         <w:adjustRightInd/>
         <w:spacing w:after="0"/>
         <w:rPr>
-          <w:rFonts w:ascii="微软雅黑" w:hAnsi="微软雅黑"/>
+          <w:rFonts w:ascii="微软雅黑" w:hAnsi="微软雅黑" w:hint="eastAsia"/>
           <w:bCs/>
         </w:rPr>
       </w:pPr>
@@ -3504,25 +3419,16 @@
         <w:adjustRightInd/>
         <w:spacing w:after="0"/>
         <w:rPr>
-          <w:rFonts w:ascii="微软雅黑" w:hAnsi="微软雅黑"/>
-          <w:bCs/>
-        </w:rPr>
-      </w:pPr>
-      <w:proofErr w:type="gramStart"/>
-      <w:r>
-        <w:rPr>
           <w:rFonts w:ascii="微软雅黑" w:hAnsi="微软雅黑" w:hint="eastAsia"/>
           <w:bCs/>
         </w:rPr>
-        <w:t>此设置</w:t>
-      </w:r>
-      <w:proofErr w:type="gramEnd"/>
+      </w:pPr>
       <w:r>
         <w:rPr>
           <w:rFonts w:ascii="微软雅黑" w:hAnsi="微软雅黑" w:hint="eastAsia"/>
           <w:bCs/>
         </w:rPr>
-        <w:t>比 手柄的功能键 灵活的多，你可以通过此方法定义多种不同的功能键。</w:t>
+        <w:t>此设置比 手柄的功能键 灵活的多，你可以通过此方法定义多种不同的功能键。</w:t>
       </w:r>
     </w:p>
     <w:p>
@@ -3532,7 +3438,7 @@
         <w:spacing w:after="0"/>
         <w:jc w:val="center"/>
         <w:rPr>
-          <w:rFonts w:ascii="宋体" w:eastAsia="宋体" w:hAnsi="宋体" w:cs="宋体"/>
+          <w:rFonts w:ascii="宋体" w:eastAsia="宋体" w:hAnsi="宋体" w:cs="宋体" w:hint="eastAsia"/>
           <w:sz w:val="24"/>
           <w:szCs w:val="24"/>
         </w:rPr>
@@ -3599,7 +3505,7 @@
         <w:adjustRightInd/>
         <w:spacing w:after="0"/>
         <w:rPr>
-          <w:rFonts w:ascii="微软雅黑" w:hAnsi="微软雅黑"/>
+          <w:rFonts w:ascii="微软雅黑" w:hAnsi="微软雅黑" w:hint="eastAsia"/>
           <w:bCs/>
         </w:rPr>
       </w:pPr>
@@ -3634,37 +3540,16 @@
         </w:rPr>
         <w:t>中设置，</w:t>
       </w:r>
-      <w:r>
-        <w:fldChar w:fldCharType="begin"/>
-      </w:r>
-      <w:r>
-        <w:instrText>HYPERLINK \l "</w:instrText>
-      </w:r>
-      <w:r>
-        <w:instrText>基本键</w:instrText>
-      </w:r>
-      <w:r>
-        <w:instrText>"</w:instrText>
-      </w:r>
-      <w:r>
-        <w:fldChar w:fldCharType="separate"/>
-      </w:r>
-      <w:r>
-        <w:rPr>
-          <w:rStyle w:val="a4"/>
-          <w:rFonts w:ascii="微软雅黑" w:hAnsi="微软雅黑" w:hint="eastAsia"/>
-          <w:bCs/>
-        </w:rPr>
-        <w:t>基本键</w:t>
-      </w:r>
-      <w:r>
-        <w:rPr>
-          <w:rStyle w:val="a4"/>
-          <w:rFonts w:ascii="微软雅黑" w:hAnsi="微软雅黑"/>
-          <w:bCs/>
-        </w:rPr>
-        <w:fldChar w:fldCharType="end"/>
-      </w:r>
+      <w:hyperlink w:anchor="基本键" w:history="1">
+        <w:r>
+          <w:rPr>
+            <w:rStyle w:val="a4"/>
+            <w:rFonts w:ascii="微软雅黑" w:hAnsi="微软雅黑" w:hint="eastAsia"/>
+            <w:bCs/>
+          </w:rPr>
+          <w:t>基本键</w:t>
+        </w:r>
+      </w:hyperlink>
       <w:r>
         <w:rPr>
           <w:rFonts w:ascii="微软雅黑" w:hAnsi="微软雅黑"/>
@@ -3686,7 +3571,7 @@
         <w:spacing w:after="0"/>
         <w:jc w:val="center"/>
         <w:rPr>
-          <w:rFonts w:ascii="宋体" w:eastAsia="宋体" w:hAnsi="宋体" w:cs="宋体"/>
+          <w:rFonts w:ascii="宋体" w:eastAsia="宋体" w:hAnsi="宋体" w:cs="宋体" w:hint="eastAsia"/>
           <w:sz w:val="24"/>
           <w:szCs w:val="24"/>
         </w:rPr>
@@ -3754,7 +3639,7 @@
         <w:spacing w:after="0"/>
         <w:jc w:val="center"/>
         <w:rPr>
-          <w:rFonts w:ascii="宋体" w:eastAsia="宋体" w:hAnsi="宋体" w:cs="宋体"/>
+          <w:rFonts w:ascii="宋体" w:eastAsia="宋体" w:hAnsi="宋体" w:cs="宋体" w:hint="eastAsia"/>
           <w:sz w:val="24"/>
           <w:szCs w:val="24"/>
         </w:rPr>
@@ -3919,41 +3804,27 @@
               </w:rPr>
               <w:t>填</w:t>
             </w:r>
-            <w:proofErr w:type="gramStart"/>
             <w:r>
               <w:t>”</w:t>
             </w:r>
-            <w:proofErr w:type="gramEnd"/>
             <w:r>
               <w:rPr>
                 <w:rFonts w:hint="eastAsia"/>
               </w:rPr>
               <w:t>空格</w:t>
             </w:r>
-            <w:proofErr w:type="gramStart"/>
             <w:r>
               <w:t>”</w:t>
             </w:r>
-            <w:proofErr w:type="gramEnd"/>
             <w:r>
               <w:rPr>
                 <w:rFonts w:hint="eastAsia"/>
               </w:rPr>
               <w:t>，而不是</w:t>
             </w:r>
-            <w:proofErr w:type="gramStart"/>
-            <w:r>
-              <w:t>”</w:t>
-            </w:r>
-            <w:proofErr w:type="gramEnd"/>
-            <w:r>
-              <w:t xml:space="preserve"> </w:t>
-            </w:r>
-            <w:proofErr w:type="gramStart"/>
-            <w:r>
-              <w:t>”</w:t>
-            </w:r>
-            <w:proofErr w:type="gramEnd"/>
+            <w:r>
+              <w:t>” ”</w:t>
+            </w:r>
             <w:r>
               <w:rPr>
                 <w:rFonts w:hint="eastAsia"/>
@@ -3968,7 +3839,7 @@
               <w:spacing w:after="0"/>
               <w:jc w:val="center"/>
               <w:rPr>
-                <w:rFonts w:ascii="宋体" w:eastAsia="宋体" w:hAnsi="宋体" w:cs="宋体"/>
+                <w:rFonts w:ascii="宋体" w:eastAsia="宋体" w:hAnsi="宋体" w:cs="宋体" w:hint="eastAsia"/>
                 <w:sz w:val="24"/>
                 <w:szCs w:val="24"/>
               </w:rPr>
@@ -4052,6 +3923,9 @@
     <w:p>
       <w:pPr>
         <w:pStyle w:val="4"/>
+        <w:rPr>
+          <w:rFonts w:hint="eastAsia"/>
+        </w:rPr>
       </w:pPr>
       <w:r>
         <w:lastRenderedPageBreak/>
@@ -4075,7 +3949,7 @@
         <w:adjustRightInd/>
         <w:spacing w:after="0"/>
         <w:rPr>
-          <w:rFonts w:ascii="微软雅黑" w:hAnsi="微软雅黑"/>
+          <w:rFonts w:ascii="微软雅黑" w:hAnsi="微软雅黑" w:hint="eastAsia"/>
           <w:bCs/>
         </w:rPr>
       </w:pPr>
@@ -4093,7 +3967,7 @@
         <w:snapToGrid/>
         <w:spacing w:after="0"/>
         <w:rPr>
-          <w:rFonts w:ascii="宋体" w:eastAsia="宋体" w:hAnsi="宋体" w:cs="宋体"/>
+          <w:rFonts w:ascii="宋体" w:eastAsia="宋体" w:hAnsi="宋体" w:cs="宋体" w:hint="eastAsia"/>
           <w:sz w:val="24"/>
           <w:szCs w:val="24"/>
         </w:rPr>
@@ -4160,7 +4034,7 @@
         <w:adjustRightInd/>
         <w:spacing w:after="0"/>
         <w:rPr>
-          <w:rFonts w:ascii="微软雅黑" w:hAnsi="微软雅黑"/>
+          <w:rFonts w:ascii="微软雅黑" w:hAnsi="微软雅黑" w:hint="eastAsia"/>
           <w:bCs/>
         </w:rPr>
       </w:pPr>
@@ -4171,21 +4045,24 @@
         <w:snapToGrid/>
         <w:spacing w:after="0"/>
         <w:rPr>
+          <w:rFonts w:ascii="微软雅黑" w:hAnsi="微软雅黑" w:hint="eastAsia"/>
+          <w:bCs/>
+        </w:rPr>
+      </w:pPr>
+      <w:r>
+        <w:rPr>
           <w:rFonts w:ascii="微软雅黑" w:hAnsi="微软雅黑"/>
           <w:bCs/>
         </w:rPr>
-      </w:pPr>
-      <w:r>
-        <w:rPr>
-          <w:rFonts w:ascii="微软雅黑" w:hAnsi="微软雅黑"/>
-          <w:bCs/>
-        </w:rPr>
         <w:br w:type="page"/>
       </w:r>
     </w:p>
     <w:p>
       <w:pPr>
         <w:pStyle w:val="3"/>
+        <w:rPr>
+          <w:rFonts w:hint="eastAsia"/>
+        </w:rPr>
       </w:pPr>
       <w:r>
         <w:rPr>
@@ -4198,6 +4075,9 @@
     <w:p>
       <w:pPr>
         <w:pStyle w:val="4"/>
+        <w:rPr>
+          <w:rFonts w:hint="eastAsia"/>
+        </w:rPr>
       </w:pPr>
       <w:r>
         <w:rPr>
@@ -4225,46 +4105,30 @@
         <w:adjustRightInd/>
         <w:spacing w:after="0"/>
         <w:rPr>
-          <w:rFonts w:ascii="微软雅黑" w:hAnsi="微软雅黑"/>
-          <w:bCs/>
-        </w:rPr>
-      </w:pPr>
-      <w:r>
-        <w:rPr>
           <w:rFonts w:ascii="微软雅黑" w:hAnsi="微软雅黑" w:hint="eastAsia"/>
           <w:bCs/>
         </w:rPr>
-        <w:t>游戏中所有的</w:t>
-      </w:r>
+      </w:pPr>
       <w:r>
         <w:rPr>
           <w:rFonts w:ascii="微软雅黑" w:hAnsi="微软雅黑" w:hint="eastAsia"/>
           <w:bCs/>
         </w:rPr>
-        <w:t>加速</w:t>
-      </w:r>
-      <w:proofErr w:type="gramStart"/>
+        <w:t>游戏中所有的</w:t>
+      </w:r>
       <w:r>
         <w:rPr>
           <w:rFonts w:ascii="微软雅黑" w:hAnsi="微软雅黑" w:hint="eastAsia"/>
           <w:bCs/>
         </w:rPr>
-        <w:t>键</w:t>
+        <w:t>加速键</w:t>
       </w:r>
       <w:r>
         <w:rPr>
           <w:rFonts w:ascii="微软雅黑" w:hAnsi="微软雅黑" w:hint="eastAsia"/>
           <w:bCs/>
         </w:rPr>
-        <w:t>如下</w:t>
-      </w:r>
-      <w:proofErr w:type="gramEnd"/>
-      <w:r>
-        <w:rPr>
-          <w:rFonts w:ascii="微软雅黑" w:hAnsi="微软雅黑" w:hint="eastAsia"/>
-          <w:bCs/>
-        </w:rPr>
-        <w:t>表</w:t>
+        <w:t>如下表</w:t>
       </w:r>
       <w:r>
         <w:rPr>
@@ -4309,7 +4173,7 @@
               <w:spacing w:after="0"/>
               <w:jc w:val="center"/>
               <w:rPr>
-                <w:rFonts w:ascii="微软雅黑" w:hAnsi="微软雅黑"/>
+                <w:rFonts w:ascii="微软雅黑" w:hAnsi="微软雅黑" w:hint="eastAsia"/>
                 <w:bCs/>
               </w:rPr>
             </w:pPr>
@@ -4360,7 +4224,7 @@
               <w:spacing w:after="0"/>
               <w:jc w:val="center"/>
               <w:rPr>
-                <w:rFonts w:ascii="微软雅黑" w:hAnsi="微软雅黑"/>
+                <w:rFonts w:ascii="微软雅黑" w:hAnsi="微软雅黑" w:hint="eastAsia"/>
                 <w:bCs/>
               </w:rPr>
             </w:pPr>
@@ -4410,7 +4274,7 @@
               <w:spacing w:after="0"/>
               <w:jc w:val="center"/>
               <w:rPr>
-                <w:rFonts w:ascii="微软雅黑" w:hAnsi="微软雅黑"/>
+                <w:rFonts w:ascii="微软雅黑" w:hAnsi="微软雅黑" w:hint="eastAsia"/>
                 <w:bCs/>
               </w:rPr>
             </w:pPr>
@@ -4438,7 +4302,7 @@
               <w:spacing w:after="0"/>
               <w:jc w:val="center"/>
               <w:rPr>
-                <w:rFonts w:ascii="微软雅黑" w:hAnsi="微软雅黑"/>
+                <w:rFonts w:ascii="微软雅黑" w:hAnsi="微软雅黑" w:hint="eastAsia"/>
                 <w:bCs/>
               </w:rPr>
             </w:pPr>
@@ -4466,7 +4330,7 @@
               <w:spacing w:after="0"/>
               <w:jc w:val="center"/>
               <w:rPr>
-                <w:rFonts w:ascii="微软雅黑" w:hAnsi="微软雅黑"/>
+                <w:rFonts w:ascii="微软雅黑" w:hAnsi="微软雅黑" w:hint="eastAsia"/>
                 <w:bCs/>
               </w:rPr>
             </w:pPr>
@@ -4495,7 +4359,7 @@
               <w:spacing w:after="0"/>
               <w:jc w:val="center"/>
               <w:rPr>
-                <w:rFonts w:ascii="微软雅黑" w:hAnsi="微软雅黑"/>
+                <w:rFonts w:ascii="微软雅黑" w:hAnsi="微软雅黑" w:hint="eastAsia"/>
                 <w:bCs/>
               </w:rPr>
             </w:pPr>
@@ -4520,7 +4384,7 @@
               <w:spacing w:after="0"/>
               <w:jc w:val="center"/>
               <w:rPr>
-                <w:rFonts w:ascii="微软雅黑" w:hAnsi="微软雅黑"/>
+                <w:rFonts w:ascii="微软雅黑" w:hAnsi="微软雅黑" w:hint="eastAsia"/>
                 <w:bCs/>
               </w:rPr>
             </w:pPr>
@@ -4553,7 +4417,7 @@
               <w:spacing w:after="0"/>
               <w:jc w:val="center"/>
               <w:rPr>
-                <w:rFonts w:ascii="微软雅黑" w:hAnsi="微软雅黑"/>
+                <w:rFonts w:ascii="微软雅黑" w:hAnsi="微软雅黑" w:hint="eastAsia"/>
                 <w:bCs/>
               </w:rPr>
             </w:pPr>
@@ -4641,7 +4505,7 @@
               <w:spacing w:after="0"/>
               <w:jc w:val="center"/>
               <w:rPr>
-                <w:rFonts w:ascii="微软雅黑" w:hAnsi="微软雅黑"/>
+                <w:rFonts w:ascii="微软雅黑" w:hAnsi="微软雅黑" w:hint="eastAsia"/>
                 <w:bCs/>
                 <w:sz w:val="18"/>
                 <w:szCs w:val="18"/>
@@ -4674,7 +4538,6 @@
                 <w:szCs w:val="20"/>
               </w:rPr>
             </w:pPr>
-            <w:proofErr w:type="gramStart"/>
             <w:r>
               <w:rPr>
                 <w:rFonts w:hint="eastAsia"/>
@@ -4683,7 +4546,6 @@
               </w:rPr>
               <w:t>地图长按加速</w:t>
             </w:r>
-            <w:proofErr w:type="gramEnd"/>
           </w:p>
         </w:tc>
         <w:tc>
@@ -4912,7 +4774,7 @@
               <w:spacing w:after="0"/>
               <w:jc w:val="center"/>
               <w:rPr>
-                <w:rFonts w:ascii="微软雅黑" w:hAnsi="微软雅黑"/>
+                <w:rFonts w:ascii="微软雅黑" w:hAnsi="微软雅黑" w:hint="eastAsia"/>
                 <w:bCs/>
               </w:rPr>
             </w:pPr>
@@ -4953,7 +4815,7 @@
               <w:spacing w:after="0"/>
               <w:jc w:val="center"/>
               <w:rPr>
-                <w:rFonts w:ascii="微软雅黑" w:hAnsi="微软雅黑"/>
+                <w:rFonts w:ascii="微软雅黑" w:hAnsi="微软雅黑" w:hint="eastAsia"/>
                 <w:bCs/>
               </w:rPr>
             </w:pPr>
@@ -4986,7 +4848,7 @@
               <w:spacing w:after="0"/>
               <w:jc w:val="center"/>
               <w:rPr>
-                <w:rFonts w:ascii="微软雅黑" w:hAnsi="微软雅黑"/>
+                <w:rFonts w:ascii="微软雅黑" w:hAnsi="微软雅黑" w:hint="eastAsia"/>
                 <w:bCs/>
               </w:rPr>
             </w:pPr>
@@ -5030,7 +4892,7 @@
               <w:spacing w:after="0"/>
               <w:jc w:val="center"/>
               <w:rPr>
-                <w:rFonts w:ascii="微软雅黑" w:hAnsi="微软雅黑"/>
+                <w:rFonts w:ascii="微软雅黑" w:hAnsi="微软雅黑" w:hint="eastAsia"/>
                 <w:bCs/>
               </w:rPr>
             </w:pPr>
@@ -5049,7 +4911,6 @@
               </w:rPr>
               <w:t>'</w:t>
             </w:r>
-            <w:proofErr w:type="spellStart"/>
             <w:r>
               <w:rPr>
                 <w:rFonts w:hint="eastAsia"/>
@@ -5058,7 +4919,6 @@
               </w:rPr>
               <w:t>speedGear</w:t>
             </w:r>
-            <w:proofErr w:type="spellEnd"/>
             <w:r>
               <w:rPr>
                 <w:sz w:val="20"/>
@@ -5090,7 +4950,6 @@
                 <w:szCs w:val="18"/>
               </w:rPr>
             </w:pPr>
-            <w:proofErr w:type="spellStart"/>
             <w:r>
               <w:rPr>
                 <w:sz w:val="18"/>
@@ -5098,7 +4957,6 @@
               </w:rPr>
               <w:t>Drill_SpeedGear</w:t>
             </w:r>
-            <w:proofErr w:type="spellEnd"/>
           </w:p>
           <w:p>
             <w:pPr>
@@ -5106,7 +4964,7 @@
               <w:spacing w:after="0"/>
               <w:jc w:val="center"/>
               <w:rPr>
-                <w:rFonts w:ascii="微软雅黑" w:hAnsi="微软雅黑"/>
+                <w:rFonts w:ascii="微软雅黑" w:hAnsi="微软雅黑" w:hint="eastAsia"/>
                 <w:bCs/>
                 <w:sz w:val="18"/>
                 <w:szCs w:val="18"/>
@@ -5158,7 +5016,7 @@
               <w:spacing w:after="0"/>
               <w:jc w:val="center"/>
               <w:rPr>
-                <w:rFonts w:ascii="微软雅黑" w:hAnsi="微软雅黑"/>
+                <w:rFonts w:ascii="微软雅黑" w:hAnsi="微软雅黑" w:hint="eastAsia"/>
                 <w:bCs/>
               </w:rPr>
             </w:pPr>
@@ -5218,7 +5076,7 @@
               <w:spacing w:after="0"/>
               <w:jc w:val="center"/>
               <w:rPr>
-                <w:rFonts w:ascii="微软雅黑" w:hAnsi="微软雅黑"/>
+                <w:rFonts w:ascii="微软雅黑" w:hAnsi="微软雅黑" w:hint="eastAsia"/>
                 <w:bCs/>
               </w:rPr>
             </w:pPr>
@@ -5278,7 +5136,7 @@
               <w:spacing w:after="0"/>
               <w:jc w:val="center"/>
               <w:rPr>
-                <w:rFonts w:ascii="微软雅黑" w:hAnsi="微软雅黑"/>
+                <w:rFonts w:ascii="微软雅黑" w:hAnsi="微软雅黑" w:hint="eastAsia"/>
                 <w:bCs/>
               </w:rPr>
             </w:pPr>
@@ -5338,7 +5196,7 @@
               <w:spacing w:after="0"/>
               <w:jc w:val="center"/>
               <w:rPr>
-                <w:rFonts w:ascii="微软雅黑" w:hAnsi="微软雅黑"/>
+                <w:rFonts w:ascii="微软雅黑" w:hAnsi="微软雅黑" w:hint="eastAsia"/>
                 <w:bCs/>
               </w:rPr>
             </w:pPr>
@@ -5358,7 +5216,6 @@
               </w:rPr>
               <w:t>'</w:t>
             </w:r>
-            <w:proofErr w:type="spellStart"/>
             <w:r>
               <w:rPr>
                 <w:sz w:val="20"/>
@@ -5366,7 +5223,6 @@
               </w:rPr>
               <w:t>pagedown</w:t>
             </w:r>
-            <w:proofErr w:type="spellEnd"/>
             <w:r>
               <w:rPr>
                 <w:rFonts w:hint="eastAsia"/>
@@ -5399,7 +5255,6 @@
                 <w:szCs w:val="18"/>
               </w:rPr>
             </w:pPr>
-            <w:proofErr w:type="spellStart"/>
             <w:r>
               <w:rPr>
                 <w:sz w:val="18"/>
@@ -5407,7 +5262,6 @@
               </w:rPr>
               <w:t>Drill_DialogMessageFastSkip</w:t>
             </w:r>
-            <w:proofErr w:type="spellEnd"/>
           </w:p>
           <w:p>
             <w:pPr>
@@ -5415,7 +5269,7 @@
               <w:spacing w:after="0"/>
               <w:jc w:val="center"/>
               <w:rPr>
-                <w:rFonts w:ascii="微软雅黑" w:hAnsi="微软雅黑"/>
+                <w:rFonts w:ascii="微软雅黑" w:hAnsi="微软雅黑" w:hint="eastAsia"/>
                 <w:bCs/>
                 <w:sz w:val="18"/>
                 <w:szCs w:val="18"/>
@@ -5454,7 +5308,7 @@
         <w:adjustRightInd/>
         <w:spacing w:after="0"/>
         <w:rPr>
-          <w:rFonts w:ascii="微软雅黑" w:hAnsi="微软雅黑"/>
+          <w:rFonts w:ascii="微软雅黑" w:hAnsi="微软雅黑" w:hint="eastAsia"/>
           <w:b/>
         </w:rPr>
       </w:pPr>
@@ -5464,7 +5318,7 @@
         <w:adjustRightInd/>
         <w:spacing w:after="0"/>
         <w:rPr>
-          <w:rFonts w:ascii="微软雅黑" w:hAnsi="微软雅黑"/>
+          <w:rFonts w:ascii="微软雅黑" w:hAnsi="微软雅黑" w:hint="eastAsia"/>
           <w:bCs/>
         </w:rPr>
       </w:pPr>
@@ -5488,7 +5342,7 @@
         <w:adjustRightInd/>
         <w:spacing w:after="0"/>
         <w:rPr>
-          <w:rFonts w:ascii="微软雅黑" w:hAnsi="微软雅黑"/>
+          <w:rFonts w:ascii="微软雅黑" w:hAnsi="微软雅黑" w:hint="eastAsia"/>
           <w:bCs/>
         </w:rPr>
       </w:pPr>
@@ -5498,48 +5352,23 @@
         <w:adjustRightInd/>
         <w:spacing w:after="0"/>
         <w:rPr>
-          <w:rFonts w:ascii="微软雅黑" w:hAnsi="微软雅黑"/>
+          <w:rFonts w:ascii="微软雅黑" w:hAnsi="微软雅黑" w:hint="eastAsia"/>
           <w:bCs/>
         </w:rPr>
       </w:pPr>
-      <w:proofErr w:type="gramStart"/>
       <w:r>
         <w:rPr>
           <w:rFonts w:ascii="微软雅黑" w:hAnsi="微软雅黑" w:hint="eastAsia"/>
           <w:b/>
         </w:rPr>
-        <w:t>地图长按加速</w:t>
-      </w:r>
-      <w:proofErr w:type="gramEnd"/>
-      <w:r>
-        <w:rPr>
-          <w:rFonts w:ascii="微软雅黑" w:hAnsi="微软雅黑" w:hint="eastAsia"/>
-          <w:b/>
-        </w:rPr>
-        <w:t>：</w:t>
+        <w:t>地图长按加速：</w:t>
       </w:r>
       <w:r>
         <w:rPr>
           <w:rFonts w:ascii="微软雅黑" w:hAnsi="微软雅黑" w:hint="eastAsia"/>
           <w:bCs/>
         </w:rPr>
-        <w:t>游戏默认机制，</w:t>
-      </w:r>
-      <w:proofErr w:type="gramStart"/>
-      <w:r>
-        <w:rPr>
-          <w:rFonts w:ascii="微软雅黑" w:hAnsi="微软雅黑" w:hint="eastAsia"/>
-          <w:bCs/>
-        </w:rPr>
-        <w:t>长按能够</w:t>
-      </w:r>
-      <w:proofErr w:type="gramEnd"/>
-      <w:r>
-        <w:rPr>
-          <w:rFonts w:ascii="微软雅黑" w:hAnsi="微软雅黑" w:hint="eastAsia"/>
-          <w:bCs/>
-        </w:rPr>
-        <w:t>加速事件的运行速度，包括对话框播放。</w:t>
+        <w:t>游戏默认机制，长按能够加速事件的运行速度，包括对话框播放。</w:t>
       </w:r>
     </w:p>
     <w:p>
@@ -5547,32 +5376,16 @@
         <w:adjustRightInd/>
         <w:spacing w:after="0"/>
         <w:rPr>
-          <w:rFonts w:ascii="微软雅黑" w:hAnsi="微软雅黑"/>
-          <w:bCs/>
-        </w:rPr>
-      </w:pPr>
-      <w:r>
-        <w:rPr>
           <w:rFonts w:ascii="微软雅黑" w:hAnsi="微软雅黑" w:hint="eastAsia"/>
           <w:bCs/>
         </w:rPr>
-        <w:t xml:space="preserve">该功能直接绑定逻辑按键，必须要 </w:t>
-      </w:r>
-      <w:proofErr w:type="gramStart"/>
+      </w:pPr>
       <w:r>
         <w:rPr>
           <w:rFonts w:ascii="微软雅黑" w:hAnsi="微软雅黑" w:hint="eastAsia"/>
           <w:bCs/>
         </w:rPr>
-        <w:t>长按确定</w:t>
-      </w:r>
-      <w:proofErr w:type="gramEnd"/>
-      <w:r>
-        <w:rPr>
-          <w:rFonts w:ascii="微软雅黑" w:hAnsi="微软雅黑" w:hint="eastAsia"/>
-          <w:bCs/>
-        </w:rPr>
-        <w:t>键 才能生效。</w:t>
+        <w:t>该功能直接绑定逻辑按键，必须要 长按确定键 才能生效。</w:t>
       </w:r>
     </w:p>
     <w:p>
@@ -5580,69 +5393,51 @@
         <w:adjustRightInd/>
         <w:spacing w:after="0"/>
         <w:rPr>
+          <w:rFonts w:ascii="微软雅黑" w:hAnsi="微软雅黑" w:hint="eastAsia"/>
+          <w:bCs/>
+        </w:rPr>
+      </w:pPr>
+      <w:r>
+        <w:rPr>
+          <w:rFonts w:ascii="微软雅黑" w:hAnsi="微软雅黑" w:hint="eastAsia"/>
+          <w:bCs/>
+        </w:rPr>
+        <w:t>功能</w:t>
+      </w:r>
+      <w:r>
+        <w:rPr>
+          <w:rFonts w:ascii="微软雅黑" w:hAnsi="微软雅黑" w:hint="eastAsia"/>
+          <w:bCs/>
+        </w:rPr>
+        <w:t>相关插件</w:t>
+      </w:r>
+      <w:r>
+        <w:rPr>
+          <w:rFonts w:ascii="微软雅黑" w:hAnsi="微软雅黑" w:hint="eastAsia"/>
+          <w:bCs/>
+        </w:rPr>
+        <w:t>：</w:t>
+      </w:r>
+      <w:r>
+        <w:rPr>
           <w:rFonts w:ascii="微软雅黑" w:hAnsi="微软雅黑"/>
           <w:bCs/>
         </w:rPr>
-      </w:pPr>
+        <w:t>Drill_LayerRunningSpeed</w:t>
+      </w:r>
+      <w:r>
+        <w:rPr>
+          <w:rFonts w:ascii="微软雅黑" w:hAnsi="微软雅黑"/>
+          <w:bCs/>
+        </w:rPr>
+        <w:t xml:space="preserve"> </w:t>
+      </w:r>
       <w:r>
         <w:rPr>
           <w:rFonts w:ascii="微软雅黑" w:hAnsi="微软雅黑" w:hint="eastAsia"/>
           <w:bCs/>
         </w:rPr>
-        <w:t>功能</w:t>
-      </w:r>
-      <w:r>
-        <w:rPr>
-          <w:rFonts w:ascii="微软雅黑" w:hAnsi="微软雅黑" w:hint="eastAsia"/>
-          <w:bCs/>
-        </w:rPr>
-        <w:t>相关插件</w:t>
-      </w:r>
-      <w:r>
-        <w:rPr>
-          <w:rFonts w:ascii="微软雅黑" w:hAnsi="微软雅黑" w:hint="eastAsia"/>
-          <w:bCs/>
-        </w:rPr>
-        <w:t>：</w:t>
-      </w:r>
-      <w:proofErr w:type="spellStart"/>
-      <w:r>
-        <w:rPr>
-          <w:rFonts w:ascii="微软雅黑" w:hAnsi="微软雅黑"/>
-          <w:bCs/>
-        </w:rPr>
-        <w:t>Drill_LayerRunningSpeed</w:t>
-      </w:r>
-      <w:proofErr w:type="spellEnd"/>
-      <w:r>
-        <w:rPr>
-          <w:rFonts w:ascii="微软雅黑" w:hAnsi="微软雅黑"/>
-          <w:bCs/>
-        </w:rPr>
-        <w:t xml:space="preserve"> </w:t>
-      </w:r>
-      <w:r>
-        <w:rPr>
-          <w:rFonts w:ascii="微软雅黑" w:hAnsi="微软雅黑" w:hint="eastAsia"/>
-          <w:bCs/>
-        </w:rPr>
-        <w:t xml:space="preserve">地图 - </w:t>
-      </w:r>
-      <w:proofErr w:type="gramStart"/>
-      <w:r>
-        <w:rPr>
-          <w:rFonts w:ascii="微软雅黑" w:hAnsi="微软雅黑" w:hint="eastAsia"/>
-          <w:bCs/>
-        </w:rPr>
-        <w:t>长按加速</w:t>
-      </w:r>
-      <w:proofErr w:type="gramEnd"/>
-      <w:r>
-        <w:rPr>
-          <w:rFonts w:ascii="微软雅黑" w:hAnsi="微软雅黑" w:hint="eastAsia"/>
-          <w:bCs/>
-        </w:rPr>
-        <w:t>控制</w:t>
+        <w:t>地图 - 长按加速控制</w:t>
       </w:r>
     </w:p>
     <w:p>
@@ -5650,7 +5445,7 @@
         <w:adjustRightInd/>
         <w:spacing w:after="0"/>
         <w:rPr>
-          <w:rFonts w:ascii="微软雅黑" w:hAnsi="微软雅黑"/>
+          <w:rFonts w:ascii="微软雅黑" w:hAnsi="微软雅黑" w:hint="eastAsia"/>
           <w:bCs/>
         </w:rPr>
       </w:pPr>
@@ -5739,7 +5534,6 @@
         </w:rPr>
         <w:t>插件：</w:t>
       </w:r>
-      <w:proofErr w:type="spellStart"/>
       <w:r>
         <w:rPr>
           <w:rFonts w:ascii="微软雅黑" w:hAnsi="微软雅黑"/>
@@ -5747,7 +5541,6 @@
         </w:rPr>
         <w:t>Drill_SpeedGear</w:t>
       </w:r>
-      <w:proofErr w:type="spellEnd"/>
       <w:r>
         <w:rPr>
           <w:rFonts w:ascii="微软雅黑" w:hAnsi="微软雅黑" w:hint="eastAsia"/>
@@ -5781,7 +5574,7 @@
         <w:adjustRightInd/>
         <w:spacing w:after="0"/>
         <w:rPr>
-          <w:rFonts w:ascii="微软雅黑" w:hAnsi="微软雅黑"/>
+          <w:rFonts w:ascii="微软雅黑" w:hAnsi="微软雅黑" w:hint="eastAsia"/>
           <w:bCs/>
         </w:rPr>
       </w:pPr>
@@ -5805,7 +5598,7 @@
         <w:adjustRightInd/>
         <w:spacing w:after="0"/>
         <w:rPr>
-          <w:rFonts w:ascii="微软雅黑" w:hAnsi="微软雅黑"/>
+          <w:rFonts w:ascii="微软雅黑" w:hAnsi="微软雅黑" w:hint="eastAsia"/>
           <w:bCs/>
         </w:rPr>
       </w:pPr>
@@ -5822,33 +5615,31 @@
         <w:adjustRightInd/>
         <w:spacing w:after="0"/>
         <w:rPr>
+          <w:rFonts w:ascii="微软雅黑" w:hAnsi="微软雅黑" w:hint="eastAsia"/>
+          <w:bCs/>
+        </w:rPr>
+      </w:pPr>
+      <w:r>
+        <w:rPr>
+          <w:rFonts w:ascii="微软雅黑" w:hAnsi="微软雅黑" w:hint="eastAsia"/>
+          <w:bCs/>
+        </w:rPr>
+        <w:t>功能</w:t>
+      </w:r>
+      <w:r>
+        <w:rPr>
+          <w:rFonts w:ascii="微软雅黑" w:hAnsi="微软雅黑" w:hint="eastAsia"/>
+          <w:bCs/>
+        </w:rPr>
+        <w:t>来自插件：</w:t>
+      </w:r>
+      <w:r>
+        <w:rPr>
           <w:rFonts w:ascii="微软雅黑" w:hAnsi="微软雅黑"/>
           <w:bCs/>
         </w:rPr>
-      </w:pPr>
-      <w:r>
-        <w:rPr>
-          <w:rFonts w:ascii="微软雅黑" w:hAnsi="微软雅黑" w:hint="eastAsia"/>
-          <w:bCs/>
-        </w:rPr>
-        <w:t>功能</w:t>
-      </w:r>
-      <w:r>
-        <w:rPr>
-          <w:rFonts w:ascii="微软雅黑" w:hAnsi="微软雅黑" w:hint="eastAsia"/>
-          <w:bCs/>
-        </w:rPr>
-        <w:t>来自插件：</w:t>
-      </w:r>
-      <w:proofErr w:type="spellStart"/>
-      <w:r>
-        <w:rPr>
-          <w:rFonts w:ascii="微软雅黑" w:hAnsi="微软雅黑"/>
-          <w:bCs/>
-        </w:rPr>
         <w:t>Drill_DialogMessageFastSkip</w:t>
       </w:r>
-      <w:proofErr w:type="spellEnd"/>
       <w:r>
         <w:rPr>
           <w:rFonts w:ascii="微软雅黑" w:hAnsi="微软雅黑" w:hint="eastAsia"/>
@@ -5876,7 +5667,7 @@
         <w:adjustRightInd/>
         <w:spacing w:after="0"/>
         <w:rPr>
-          <w:rFonts w:ascii="微软雅黑" w:hAnsi="微软雅黑"/>
+          <w:rFonts w:ascii="微软雅黑" w:hAnsi="微软雅黑" w:hint="eastAsia"/>
           <w:bCs/>
         </w:rPr>
       </w:pPr>
@@ -5887,7 +5678,7 @@
         <w:snapToGrid/>
         <w:spacing w:line="220" w:lineRule="atLeast"/>
         <w:rPr>
-          <w:rFonts w:ascii="微软雅黑" w:hAnsi="微软雅黑"/>
+          <w:rFonts w:ascii="微软雅黑" w:hAnsi="微软雅黑" w:hint="eastAsia"/>
           <w:b/>
         </w:rPr>
         <w:sectPr>
@@ -5909,6 +5700,9 @@
     <w:p>
       <w:pPr>
         <w:pStyle w:val="3"/>
+        <w:rPr>
+          <w:rFonts w:hint="eastAsia"/>
+        </w:rPr>
       </w:pPr>
       <w:bookmarkStart w:id="12" w:name="_按键关系表"/>
       <w:bookmarkEnd w:id="12"/>
@@ -7992,7 +7786,6 @@
                 <w:szCs w:val="20"/>
               </w:rPr>
             </w:pPr>
-            <w:proofErr w:type="spellStart"/>
             <w:r>
               <w:rPr>
                 <w:rFonts w:hint="eastAsia"/>
@@ -8008,7 +7801,6 @@
               </w:rPr>
               <w:t>gUp</w:t>
             </w:r>
-            <w:proofErr w:type="spellEnd"/>
             <w:r>
               <w:rPr>
                 <w:rFonts w:hint="eastAsia"/>
@@ -8103,23 +7895,7 @@
                 <w:sz w:val="20"/>
                 <w:szCs w:val="20"/>
               </w:rPr>
-              <w:t>'</w:t>
-            </w:r>
-            <w:proofErr w:type="spellStart"/>
-            <w:r>
-              <w:rPr>
-                <w:sz w:val="20"/>
-                <w:szCs w:val="20"/>
-              </w:rPr>
-              <w:t>pageup</w:t>
-            </w:r>
-            <w:proofErr w:type="spellEnd"/>
-            <w:r>
-              <w:rPr>
-                <w:sz w:val="20"/>
-                <w:szCs w:val="20"/>
-              </w:rPr>
-              <w:t>'</w:t>
+              <w:t>'pageup'</w:t>
             </w:r>
             <w:r>
               <w:rPr>
@@ -8195,7 +7971,6 @@
                 <w:szCs w:val="20"/>
               </w:rPr>
             </w:pPr>
-            <w:proofErr w:type="spellStart"/>
             <w:r>
               <w:rPr>
                 <w:rFonts w:hint="eastAsia"/>
@@ -8211,7 +7986,6 @@
               </w:rPr>
               <w:t>gDn</w:t>
             </w:r>
-            <w:proofErr w:type="spellEnd"/>
             <w:r>
               <w:rPr>
                 <w:rFonts w:hint="eastAsia"/>
@@ -8306,23 +8080,7 @@
                 <w:sz w:val="20"/>
                 <w:szCs w:val="20"/>
               </w:rPr>
-              <w:t>'</w:t>
-            </w:r>
-            <w:proofErr w:type="spellStart"/>
-            <w:r>
-              <w:rPr>
-                <w:sz w:val="20"/>
-                <w:szCs w:val="20"/>
-              </w:rPr>
-              <w:t>pagedown</w:t>
-            </w:r>
-            <w:proofErr w:type="spellEnd"/>
-            <w:r>
-              <w:rPr>
-                <w:sz w:val="20"/>
-                <w:szCs w:val="20"/>
-              </w:rPr>
-              <w:t>'</w:t>
+              <w:t>'pagedown'</w:t>
             </w:r>
             <w:r>
               <w:rPr>
@@ -8374,7 +8132,6 @@
                 <w:szCs w:val="20"/>
               </w:rPr>
             </w:pPr>
-            <w:proofErr w:type="gramStart"/>
             <w:r>
               <w:rPr>
                 <w:rFonts w:hint="eastAsia"/>
@@ -8399,7 +8156,6 @@
               </w:rPr>
               <w:t>加速</w:t>
             </w:r>
-            <w:proofErr w:type="gramEnd"/>
           </w:p>
         </w:tc>
         <w:tc>
@@ -9308,7 +9064,6 @@
               </w:rPr>
               <w:t>'</w:t>
             </w:r>
-            <w:proofErr w:type="spellStart"/>
             <w:r>
               <w:rPr>
                 <w:rFonts w:hint="eastAsia"/>
@@ -9317,7 +9072,6 @@
               </w:rPr>
               <w:t>speedGear</w:t>
             </w:r>
-            <w:proofErr w:type="spellEnd"/>
             <w:r>
               <w:rPr>
                 <w:sz w:val="20"/>
@@ -9351,7 +9105,6 @@
                 <w:szCs w:val="20"/>
               </w:rPr>
             </w:pPr>
-            <w:proofErr w:type="spellStart"/>
             <w:r>
               <w:rPr>
                 <w:sz w:val="20"/>
@@ -9359,7 +9112,6 @@
               </w:rPr>
               <w:t>Drill_SpeedGear</w:t>
             </w:r>
-            <w:proofErr w:type="spellEnd"/>
           </w:p>
           <w:p>
             <w:pPr>
@@ -9557,7 +9309,6 @@
                 <w:szCs w:val="20"/>
               </w:rPr>
             </w:pPr>
-            <w:proofErr w:type="spellStart"/>
             <w:r>
               <w:rPr>
                 <w:rFonts w:hint="eastAsia"/>
@@ -9566,7 +9317,6 @@
               </w:rPr>
               <w:t>Drill_Jump</w:t>
             </w:r>
-            <w:proofErr w:type="spellEnd"/>
           </w:p>
           <w:p>
             <w:pPr>
@@ -9764,7 +9514,6 @@
                 <w:szCs w:val="20"/>
               </w:rPr>
             </w:pPr>
-            <w:proofErr w:type="spellStart"/>
             <w:r>
               <w:rPr>
                 <w:rFonts w:hint="eastAsia"/>
@@ -9773,7 +9522,6 @@
               </w:rPr>
               <w:t>Drill_RotateDirection</w:t>
             </w:r>
-            <w:proofErr w:type="spellEnd"/>
           </w:p>
           <w:p>
             <w:pPr>
@@ -9956,7 +9704,6 @@
                 <w:szCs w:val="20"/>
               </w:rPr>
             </w:pPr>
-            <w:proofErr w:type="spellStart"/>
             <w:r>
               <w:rPr>
                 <w:rFonts w:hint="eastAsia"/>
@@ -9965,7 +9712,6 @@
               </w:rPr>
               <w:t>Drill_PickThrow</w:t>
             </w:r>
-            <w:proofErr w:type="spellEnd"/>
           </w:p>
           <w:p>
             <w:pPr>
@@ -10148,7 +9894,6 @@
                 <w:szCs w:val="20"/>
               </w:rPr>
             </w:pPr>
-            <w:proofErr w:type="spellStart"/>
             <w:r>
               <w:rPr>
                 <w:rFonts w:hint="eastAsia"/>
@@ -10157,7 +9902,6 @@
               </w:rPr>
               <w:t>Drill_PickThrow</w:t>
             </w:r>
-            <w:proofErr w:type="spellEnd"/>
           </w:p>
           <w:p>
             <w:pPr>
@@ -10378,7 +10122,6 @@
                 <w:szCs w:val="20"/>
               </w:rPr>
             </w:pPr>
-            <w:proofErr w:type="spellStart"/>
             <w:r>
               <w:rPr>
                 <w:rFonts w:hint="eastAsia"/>
@@ -10387,7 +10130,6 @@
               </w:rPr>
               <w:t>Drill_BombCore</w:t>
             </w:r>
-            <w:proofErr w:type="spellEnd"/>
           </w:p>
           <w:p>
             <w:pPr>
@@ -10631,7 +10373,6 @@
                 <w:szCs w:val="18"/>
               </w:rPr>
             </w:pPr>
-            <w:proofErr w:type="spellStart"/>
             <w:r>
               <w:rPr>
                 <w:sz w:val="18"/>
@@ -10639,7 +10380,6 @@
               </w:rPr>
               <w:t>Drill_OperateKeyCommonEvent</w:t>
             </w:r>
-            <w:proofErr w:type="spellEnd"/>
           </w:p>
           <w:p>
             <w:pPr>
@@ -10872,23 +10612,7 @@
                 <w:sz w:val="20"/>
                 <w:szCs w:val="20"/>
               </w:rPr>
-              <w:t>'</w:t>
-            </w:r>
-            <w:proofErr w:type="spellStart"/>
-            <w:r>
-              <w:rPr>
-                <w:sz w:val="20"/>
-                <w:szCs w:val="20"/>
-              </w:rPr>
-              <w:t>pagedown</w:t>
-            </w:r>
-            <w:proofErr w:type="spellEnd"/>
-            <w:r>
-              <w:rPr>
-                <w:sz w:val="20"/>
-                <w:szCs w:val="20"/>
-              </w:rPr>
-              <w:t>'</w:t>
+              <w:t>'pagedown'</w:t>
             </w:r>
             <w:r>
               <w:rPr>
@@ -10917,7 +10641,6 @@
                 <w:szCs w:val="18"/>
               </w:rPr>
             </w:pPr>
-            <w:proofErr w:type="spellStart"/>
             <w:r>
               <w:rPr>
                 <w:sz w:val="18"/>
@@ -10925,7 +10648,6 @@
               </w:rPr>
               <w:t>Drill_DialogMessageFastSkip</w:t>
             </w:r>
-            <w:proofErr w:type="spellEnd"/>
           </w:p>
           <w:p>
             <w:pPr>
@@ -11594,18 +11316,8 @@
                 <w:sz w:val="20"/>
                 <w:szCs w:val="20"/>
               </w:rPr>
-              <w:t>（测试中）开发</w:t>
-            </w:r>
-            <w:proofErr w:type="gramStart"/>
-            <w:r>
-              <w:rPr>
-                <w:rFonts w:hint="eastAsia"/>
-                <w:sz w:val="20"/>
-                <w:szCs w:val="20"/>
-              </w:rPr>
-              <w:t>者模式</w:t>
-            </w:r>
-            <w:proofErr w:type="gramEnd"/>
+              <w:t>（测试中）开发者模式</w:t>
+            </w:r>
           </w:p>
         </w:tc>
         <w:tc>
@@ -11806,11 +11518,9 @@
         </w:rPr>
         <w:t>测试中</w:t>
       </w:r>
-      <w:proofErr w:type="gramStart"/>
       <w:r>
         <w:t>”</w:t>
       </w:r>
-      <w:proofErr w:type="gramEnd"/>
       <w:r>
         <w:rPr>
           <w:rFonts w:hint="eastAsia"/>
@@ -11928,16 +11638,8 @@
         <w:rPr>
           <w:rFonts w:hint="eastAsia"/>
         </w:rPr>
-        <w:t>按键</w:t>
-      </w:r>
-      <w:proofErr w:type="gramStart"/>
-      <w:r>
-        <w:rPr>
-          <w:rFonts w:hint="eastAsia"/>
-        </w:rPr>
-        <w:t>修改器</w:t>
-      </w:r>
-      <w:proofErr w:type="gramEnd"/>
+        <w:t>按键修改器</w:t>
+      </w:r>
       <w:r>
         <w:rPr>
           <w:rFonts w:hint="eastAsia"/>
@@ -11973,6 +11675,9 @@
     <w:p>
       <w:pPr>
         <w:pStyle w:val="2"/>
+        <w:rPr>
+          <w:rFonts w:hint="eastAsia"/>
+        </w:rPr>
       </w:pPr>
       <w:r>
         <w:rPr>
@@ -11985,6 +11690,9 @@
     <w:p>
       <w:pPr>
         <w:pStyle w:val="3"/>
+        <w:rPr>
+          <w:rFonts w:hint="eastAsia"/>
+        </w:rPr>
       </w:pPr>
       <w:r>
         <w:rPr>
@@ -12088,21 +11796,7 @@
         <w:rPr>
           <w:rFonts w:hint="eastAsia"/>
         </w:rPr>
-        <w:t>注意，由于鼠标的功能按键太少，所以不存在逻辑按键，更不能</w:t>
-      </w:r>
-      <w:proofErr w:type="gramStart"/>
-      <w:r>
-        <w:rPr>
-          <w:rFonts w:hint="eastAsia"/>
-        </w:rPr>
-        <w:t>实现改键功能</w:t>
-      </w:r>
-      <w:proofErr w:type="gramEnd"/>
-      <w:r>
-        <w:rPr>
-          <w:rFonts w:hint="eastAsia"/>
-        </w:rPr>
-        <w:t>。</w:t>
+        <w:t>注意，由于鼠标的功能按键太少，所以不存在逻辑按键，更不能实现改键功能。</w:t>
       </w:r>
     </w:p>
     <w:p/>
@@ -12187,21 +11881,7 @@
         <w:rPr>
           <w:rFonts w:hint="eastAsia"/>
         </w:rPr>
-        <w:t>触屏滑动、双指</w:t>
-      </w:r>
-      <w:proofErr w:type="gramStart"/>
-      <w:r>
-        <w:rPr>
-          <w:rFonts w:hint="eastAsia"/>
-        </w:rPr>
-        <w:t>外滑内</w:t>
-      </w:r>
-      <w:proofErr w:type="gramEnd"/>
-      <w:r>
-        <w:rPr>
-          <w:rFonts w:hint="eastAsia"/>
-        </w:rPr>
-        <w:t>滑</w:t>
+        <w:t>触屏滑动、双指外滑内滑</w:t>
       </w:r>
       <w:r>
         <w:rPr>
@@ -12259,6 +11939,9 @@
     <w:p>
       <w:pPr>
         <w:pStyle w:val="3"/>
+        <w:rPr>
+          <w:rFonts w:hint="eastAsia"/>
+        </w:rPr>
       </w:pPr>
       <w:bookmarkStart w:id="18" w:name="_Hlk34060523"/>
       <w:r>
@@ -12273,6 +11956,9 @@
     <w:p>
       <w:pPr>
         <w:pStyle w:val="4"/>
+        <w:rPr>
+          <w:rFonts w:hint="eastAsia"/>
+        </w:rPr>
       </w:pPr>
       <w:r>
         <w:rPr>
@@ -13108,6 +12794,9 @@
     <w:p>
       <w:pPr>
         <w:pStyle w:val="4"/>
+        <w:rPr>
+          <w:rFonts w:hint="eastAsia"/>
+        </w:rPr>
       </w:pPr>
       <w:r>
         <w:t>2</w:t>
@@ -13156,11 +12845,9 @@
         </w:rPr>
         <w:t>◆</w:t>
       </w:r>
-      <w:proofErr w:type="spellStart"/>
       <w:r>
         <w:t>Drill_OperateHud</w:t>
       </w:r>
-      <w:proofErr w:type="spellEnd"/>
       <w:r>
         <w:tab/>
       </w:r>
@@ -13321,6 +13008,9 @@
     <w:p>
       <w:pPr>
         <w:pStyle w:val="4"/>
+        <w:rPr>
+          <w:rFonts w:hint="eastAsia"/>
+        </w:rPr>
       </w:pPr>
       <w:r>
         <w:lastRenderedPageBreak/>
@@ -14311,6 +14001,9 @@
     <w:p>
       <w:pPr>
         <w:pStyle w:val="2"/>
+        <w:rPr>
+          <w:rFonts w:hint="eastAsia"/>
+        </w:rPr>
       </w:pPr>
       <w:r>
         <w:rPr>
@@ -14323,6 +14016,9 @@
     <w:p>
       <w:pPr>
         <w:pStyle w:val="3"/>
+        <w:rPr>
+          <w:rFonts w:hint="eastAsia"/>
+        </w:rPr>
       </w:pPr>
       <w:r>
         <w:rPr>
@@ -14379,11 +14075,9 @@
       <w:r>
         <w:tab/>
       </w:r>
-      <w:proofErr w:type="spellStart"/>
       <w:r>
         <w:t>Drill_OperateKeyCommonEvent</w:t>
       </w:r>
-      <w:proofErr w:type="spellEnd"/>
       <w:r>
         <w:tab/>
       </w:r>
@@ -14570,7 +14264,7 @@
         <w:spacing w:after="0"/>
         <w:jc w:val="center"/>
         <w:rPr>
-          <w:rFonts w:ascii="宋体" w:eastAsia="宋体" w:hAnsi="宋体" w:cs="宋体"/>
+          <w:rFonts w:ascii="宋体" w:eastAsia="宋体" w:hAnsi="宋体" w:cs="宋体" w:hint="eastAsia"/>
           <w:sz w:val="24"/>
           <w:szCs w:val="24"/>
         </w:rPr>
@@ -14744,6 +14438,9 @@
     <w:p>
       <w:pPr>
         <w:pStyle w:val="2"/>
+        <w:rPr>
+          <w:rFonts w:hint="eastAsia"/>
+        </w:rPr>
       </w:pPr>
       <w:r>
         <w:rPr>
@@ -14756,6 +14453,9 @@
     <w:p>
       <w:pPr>
         <w:pStyle w:val="3"/>
+        <w:rPr>
+          <w:rFonts w:hint="eastAsia"/>
+        </w:rPr>
       </w:pPr>
       <w:bookmarkStart w:id="19" w:name="_设计一个含魔法圈的事件"/>
       <w:bookmarkStart w:id="20" w:name="_设计一个同时按T和Y才能放炸弹的按键"/>
@@ -14789,6 +14489,9 @@
     <w:p>
       <w:pPr>
         <w:pStyle w:val="4"/>
+        <w:rPr>
+          <w:rFonts w:hint="eastAsia"/>
+        </w:rPr>
       </w:pPr>
       <w:r>
         <w:t>1</w:t>
@@ -15002,6 +14705,9 @@
     <w:p>
       <w:pPr>
         <w:pStyle w:val="4"/>
+        <w:rPr>
+          <w:rFonts w:hint="eastAsia"/>
+        </w:rPr>
       </w:pPr>
       <w:r>
         <w:rPr>
@@ -15037,11 +14743,9 @@
       <w:r>
         <w:tab/>
       </w:r>
-      <w:proofErr w:type="spellStart"/>
       <w:r>
         <w:t>Drill_OperateKeys</w:t>
       </w:r>
-      <w:proofErr w:type="spellEnd"/>
       <w:r>
         <w:tab/>
       </w:r>
@@ -15077,14 +14781,12 @@
       <w:r>
         <w:tab/>
       </w:r>
-      <w:proofErr w:type="spellStart"/>
       <w:r>
         <w:rPr>
           <w:rFonts w:hint="eastAsia"/>
         </w:rPr>
         <w:t>Drill_BombCore</w:t>
       </w:r>
-      <w:proofErr w:type="spellEnd"/>
       <w:r>
         <w:tab/>
       </w:r>
@@ -15323,6 +15025,9 @@
     <w:p>
       <w:pPr>
         <w:pStyle w:val="4"/>
+        <w:rPr>
+          <w:rFonts w:hint="eastAsia"/>
+        </w:rPr>
       </w:pPr>
       <w:r>
         <w:lastRenderedPageBreak/>
@@ -15374,7 +15079,7 @@
         <w:spacing w:after="0"/>
         <w:jc w:val="center"/>
         <w:rPr>
-          <w:rFonts w:ascii="宋体" w:eastAsia="宋体" w:hAnsi="宋体" w:cs="宋体"/>
+          <w:rFonts w:ascii="宋体" w:eastAsia="宋体" w:hAnsi="宋体" w:cs="宋体" w:hint="eastAsia"/>
           <w:sz w:val="24"/>
           <w:szCs w:val="24"/>
         </w:rPr>
@@ -15460,21 +15165,7 @@
               <w:rPr>
                 <w:rFonts w:hint="eastAsia"/>
               </w:rPr>
-              <w:t>后续加入新的互动插件时，按键</w:t>
-            </w:r>
-            <w:proofErr w:type="gramStart"/>
-            <w:r>
-              <w:rPr>
-                <w:rFonts w:hint="eastAsia"/>
-              </w:rPr>
-              <w:t>修改器</w:t>
-            </w:r>
-            <w:proofErr w:type="gramEnd"/>
-            <w:r>
-              <w:rPr>
-                <w:rFonts w:hint="eastAsia"/>
-              </w:rPr>
-              <w:t>插件也会同步更新更多</w:t>
+              <w:t>后续加入新的互动插件时，按键修改器插件也会同步更新更多</w:t>
             </w:r>
             <w:r>
               <w:rPr>
@@ -15522,40 +15213,18 @@
         </w:rPr>
         <w:t>添加</w:t>
       </w:r>
-      <w:proofErr w:type="gramStart"/>
-      <w:r>
-        <w:t>”</w:t>
-      </w:r>
-      <w:proofErr w:type="gramEnd"/>
-      <w:r>
-        <w:t>t + y</w:t>
-      </w:r>
-      <w:proofErr w:type="gramStart"/>
-      <w:r>
-        <w:t>”</w:t>
-      </w:r>
-      <w:proofErr w:type="gramEnd"/>
+      <w:r>
+        <w:t>”t + y”</w:t>
+      </w:r>
       <w:r>
         <w:rPr>
           <w:rFonts w:hint="eastAsia"/>
         </w:rPr>
         <w:t>即可，你也可以写</w:t>
       </w:r>
-      <w:proofErr w:type="gramStart"/>
-      <w:r>
-        <w:t>”</w:t>
-      </w:r>
-      <w:proofErr w:type="spellStart"/>
-      <w:proofErr w:type="gramEnd"/>
-      <w:r>
-        <w:t>t+y</w:t>
-      </w:r>
-      <w:proofErr w:type="spellEnd"/>
-      <w:proofErr w:type="gramStart"/>
-      <w:r>
-        <w:t>”</w:t>
-      </w:r>
-      <w:proofErr w:type="gramEnd"/>
+      <w:r>
+        <w:t>”t+y”</w:t>
+      </w:r>
       <w:r>
         <w:rPr>
           <w:rFonts w:hint="eastAsia"/>
@@ -15570,7 +15239,7 @@
         <w:spacing w:after="0"/>
         <w:jc w:val="center"/>
         <w:rPr>
-          <w:rFonts w:ascii="宋体" w:eastAsia="宋体" w:hAnsi="宋体" w:cs="宋体"/>
+          <w:rFonts w:ascii="宋体" w:eastAsia="宋体" w:hAnsi="宋体" w:cs="宋体" w:hint="eastAsia"/>
           <w:sz w:val="24"/>
           <w:szCs w:val="24"/>
         </w:rPr>
@@ -15709,7 +15378,7 @@
         <w:spacing w:after="0"/>
         <w:jc w:val="center"/>
         <w:rPr>
-          <w:rFonts w:ascii="宋体" w:eastAsia="宋体" w:hAnsi="宋体" w:cs="宋体"/>
+          <w:rFonts w:ascii="宋体" w:eastAsia="宋体" w:hAnsi="宋体" w:cs="宋体" w:hint="eastAsia"/>
           <w:sz w:val="24"/>
           <w:szCs w:val="24"/>
         </w:rPr>
@@ -15784,6 +15453,9 @@
     <w:p>
       <w:pPr>
         <w:pStyle w:val="4"/>
+        <w:rPr>
+          <w:rFonts w:hint="eastAsia"/>
+        </w:rPr>
       </w:pPr>
       <w:r>
         <w:lastRenderedPageBreak/>
@@ -15810,16 +15482,8 @@
         <w:rPr>
           <w:rFonts w:hint="eastAsia"/>
         </w:rPr>
-        <w:t xml:space="preserve"> </w:t>
-      </w:r>
-      <w:proofErr w:type="spellStart"/>
-      <w:r>
-        <w:rPr>
-          <w:rFonts w:hint="eastAsia"/>
-        </w:rPr>
-        <w:t>t+y</w:t>
-      </w:r>
-      <w:proofErr w:type="spellEnd"/>
+        <w:t xml:space="preserve"> t+y</w:t>
+      </w:r>
       <w:r>
         <w:t xml:space="preserve"> </w:t>
       </w:r>
@@ -15870,7 +15534,7 @@
         <w:spacing w:after="0"/>
         <w:jc w:val="center"/>
         <w:rPr>
-          <w:rFonts w:ascii="宋体" w:eastAsia="宋体" w:hAnsi="宋体" w:cs="宋体"/>
+          <w:rFonts w:ascii="宋体" w:eastAsia="宋体" w:hAnsi="宋体" w:cs="宋体" w:hint="eastAsia"/>
           <w:sz w:val="24"/>
           <w:szCs w:val="24"/>
         </w:rPr>
@@ -15937,7 +15601,7 @@
         <w:spacing w:after="0"/>
         <w:jc w:val="center"/>
         <w:rPr>
-          <w:rFonts w:ascii="宋体" w:eastAsia="宋体" w:hAnsi="宋体" w:cs="宋体"/>
+          <w:rFonts w:ascii="宋体" w:eastAsia="宋体" w:hAnsi="宋体" w:cs="宋体" w:hint="eastAsia"/>
           <w:sz w:val="24"/>
           <w:szCs w:val="24"/>
         </w:rPr>
@@ -16064,7 +15728,7 @@
 </file>
 
 <file path=word/endnotes.xml><?xml version="1.0" encoding="utf-8"?>
-<w:endnotes xmlns:wpc="http://schemas.microsoft.com/office/word/2010/wordprocessingCanvas" xmlns:cx="http://schemas.microsoft.com/office/drawing/2014/chartex" xmlns:cx1="http://schemas.microsoft.com/office/drawing/2015/9/8/chartex" xmlns:cx2="http://schemas.microsoft.com/office/drawing/2015/10/21/chartex" xmlns:cx3="http://schemas.microsoft.com/office/drawing/2016/5/9/chartex" xmlns:cx4="http://schemas.microsoft.com/office/drawing/2016/5/10/chartex" xmlns:cx5="http://schemas.microsoft.com/office/drawing/2016/5/11/chartex" xmlns:cx6="http://schemas.microsoft.com/office/drawing/2016/5/12/chartex" xmlns:cx7="http://schemas.microsoft.com/office/drawing/2016/5/13/chartex" xmlns:cx8="http://schemas.microsoft.com/office/drawing/2016/5/14/chartex" xmlns:mc="http://schemas.openxmlformats.org/markup-compatibility/2006" xmlns:aink="http://schemas.microsoft.com/office/drawing/2016/ink" xmlns:am3d="http://schemas.microsoft.com/office/drawing/2017/model3d" xmlns:o="urn:schemas-microsoft-com:office:office" xmlns:oel="http://schemas.microsoft.com/office/2019/extlst" xmlns:r="http://schemas.openxmlformats.org/officeDocument/2006/relationships" xmlns:m="http://schemas.openxmlformats.org/officeDocument/2006/math" xmlns:v="urn:schemas-microsoft-com:vml" xmlns:wp14="http://schemas.microsoft.com/office/word/2010/wordprocessingDrawing" xmlns:wp="http://schemas.openxmlformats.org/drawingml/2006/wordprocessingDrawing" xmlns:w10="urn:schemas-microsoft-com:office:word" xmlns:w="http://schemas.openxmlformats.org/wordprocessingml/2006/main" xmlns:w14="http://schemas.microsoft.com/office/word/2010/wordml" xmlns:w15="http://schemas.microsoft.com/office/word/2012/wordml" xmlns:w16cex="http://schemas.microsoft.com/office/word/2018/wordml/cex" xmlns:w16cid="http://schemas.microsoft.com/office/word/2016/wordml/cid" xmlns:w16="http://schemas.microsoft.com/office/word/2018/wordml" xmlns:w16sdtdh="http://schemas.microsoft.com/office/word/2020/wordml/sdtdatahash" xmlns:w16se="http://schemas.microsoft.com/office/word/2015/wordml/symex" xmlns:wpg="http://schemas.microsoft.com/office/word/2010/wordprocessingGroup" xmlns:wpi="http://schemas.microsoft.com/office/word/2010/wordprocessingInk" xmlns:wne="http://schemas.microsoft.com/office/word/2006/wordml" xmlns:wps="http://schemas.microsoft.com/office/word/2010/wordprocessingShape" mc:Ignorable="w14 w15 w16se w16cid w16 w16cex w16sdtdh wp14">
+<w:endnotes xmlns:wpc="http://schemas.microsoft.com/office/word/2010/wordprocessingCanvas" xmlns:cx="http://schemas.microsoft.com/office/drawing/2014/chartex" xmlns:cx1="http://schemas.microsoft.com/office/drawing/2015/9/8/chartex" xmlns:cx2="http://schemas.microsoft.com/office/drawing/2015/10/21/chartex" xmlns:cx3="http://schemas.microsoft.com/office/drawing/2016/5/9/chartex" xmlns:cx4="http://schemas.microsoft.com/office/drawing/2016/5/10/chartex" xmlns:cx5="http://schemas.microsoft.com/office/drawing/2016/5/11/chartex" xmlns:cx6="http://schemas.microsoft.com/office/drawing/2016/5/12/chartex" xmlns:cx7="http://schemas.microsoft.com/office/drawing/2016/5/13/chartex" xmlns:cx8="http://schemas.microsoft.com/office/drawing/2016/5/14/chartex" xmlns:mc="http://schemas.openxmlformats.org/markup-compatibility/2006" xmlns:aink="http://schemas.microsoft.com/office/drawing/2016/ink" xmlns:am3d="http://schemas.microsoft.com/office/drawing/2017/model3d" xmlns:o="urn:schemas-microsoft-com:office:office" xmlns:oel="http://schemas.microsoft.com/office/2019/extlst" xmlns:r="http://schemas.openxmlformats.org/officeDocument/2006/relationships" xmlns:m="http://schemas.openxmlformats.org/officeDocument/2006/math" xmlns:v="urn:schemas-microsoft-com:vml" xmlns:wp14="http://schemas.microsoft.com/office/word/2010/wordprocessingDrawing" xmlns:wp="http://schemas.openxmlformats.org/drawingml/2006/wordprocessingDrawing" xmlns:w10="urn:schemas-microsoft-com:office:word" xmlns:w="http://schemas.openxmlformats.org/wordprocessingml/2006/main" xmlns:w14="http://schemas.microsoft.com/office/word/2010/wordml" xmlns:w15="http://schemas.microsoft.com/office/word/2012/wordml" xmlns:w16cex="http://schemas.microsoft.com/office/word/2018/wordml/cex" xmlns:w16cid="http://schemas.microsoft.com/office/word/2016/wordml/cid" xmlns:w16="http://schemas.microsoft.com/office/word/2018/wordml" xmlns:w16du="http://schemas.microsoft.com/office/word/2023/wordml/word16du" xmlns:w16sdtdh="http://schemas.microsoft.com/office/word/2020/wordml/sdtdatahash" xmlns:w16sdtfl="http://schemas.microsoft.com/office/word/2024/wordml/sdtformatlock" xmlns:w16se="http://schemas.microsoft.com/office/word/2015/wordml/symex" xmlns:wpg="http://schemas.microsoft.com/office/word/2010/wordprocessingGroup" xmlns:wpi="http://schemas.microsoft.com/office/word/2010/wordprocessingInk" xmlns:wne="http://schemas.microsoft.com/office/word/2006/wordml" xmlns:wps="http://schemas.microsoft.com/office/word/2010/wordprocessingShape" mc:Ignorable="w14 w15 w16se w16cid w16 w16cex w16sdtdh w16sdtfl w16du wp14">
   <w:endnote w:type="separator" w:id="-1">
     <w:p>
       <w:r>
@@ -16083,7 +15747,7 @@
 </file>
 
 <file path=word/footnotes.xml><?xml version="1.0" encoding="utf-8"?>
-<w:footnotes xmlns:wpc="http://schemas.microsoft.com/office/word/2010/wordprocessingCanvas" xmlns:cx="http://schemas.microsoft.com/office/drawing/2014/chartex" xmlns:cx1="http://schemas.microsoft.com/office/drawing/2015/9/8/chartex" xmlns:cx2="http://schemas.microsoft.com/office/drawing/2015/10/21/chartex" xmlns:cx3="http://schemas.microsoft.com/office/drawing/2016/5/9/chartex" xmlns:cx4="http://schemas.microsoft.com/office/drawing/2016/5/10/chartex" xmlns:cx5="http://schemas.microsoft.com/office/drawing/2016/5/11/chartex" xmlns:cx6="http://schemas.microsoft.com/office/drawing/2016/5/12/chartex" xmlns:cx7="http://schemas.microsoft.com/office/drawing/2016/5/13/chartex" xmlns:cx8="http://schemas.microsoft.com/office/drawing/2016/5/14/chartex" xmlns:mc="http://schemas.openxmlformats.org/markup-compatibility/2006" xmlns:aink="http://schemas.microsoft.com/office/drawing/2016/ink" xmlns:am3d="http://schemas.microsoft.com/office/drawing/2017/model3d" xmlns:o="urn:schemas-microsoft-com:office:office" xmlns:oel="http://schemas.microsoft.com/office/2019/extlst" xmlns:r="http://schemas.openxmlformats.org/officeDocument/2006/relationships" xmlns:m="http://schemas.openxmlformats.org/officeDocument/2006/math" xmlns:v="urn:schemas-microsoft-com:vml" xmlns:wp14="http://schemas.microsoft.com/office/word/2010/wordprocessingDrawing" xmlns:wp="http://schemas.openxmlformats.org/drawingml/2006/wordprocessingDrawing" xmlns:w10="urn:schemas-microsoft-com:office:word" xmlns:w="http://schemas.openxmlformats.org/wordprocessingml/2006/main" xmlns:w14="http://schemas.microsoft.com/office/word/2010/wordml" xmlns:w15="http://schemas.microsoft.com/office/word/2012/wordml" xmlns:w16cex="http://schemas.microsoft.com/office/word/2018/wordml/cex" xmlns:w16cid="http://schemas.microsoft.com/office/word/2016/wordml/cid" xmlns:w16="http://schemas.microsoft.com/office/word/2018/wordml" xmlns:w16sdtdh="http://schemas.microsoft.com/office/word/2020/wordml/sdtdatahash" xmlns:w16se="http://schemas.microsoft.com/office/word/2015/wordml/symex" xmlns:wpg="http://schemas.microsoft.com/office/word/2010/wordprocessingGroup" xmlns:wpi="http://schemas.microsoft.com/office/word/2010/wordprocessingInk" xmlns:wne="http://schemas.microsoft.com/office/word/2006/wordml" xmlns:wps="http://schemas.microsoft.com/office/word/2010/wordprocessingShape" mc:Ignorable="w14 w15 w16se w16cid w16 w16cex w16sdtdh wp14">
+<w:footnotes xmlns:wpc="http://schemas.microsoft.com/office/word/2010/wordprocessingCanvas" xmlns:cx="http://schemas.microsoft.com/office/drawing/2014/chartex" xmlns:cx1="http://schemas.microsoft.com/office/drawing/2015/9/8/chartex" xmlns:cx2="http://schemas.microsoft.com/office/drawing/2015/10/21/chartex" xmlns:cx3="http://schemas.microsoft.com/office/drawing/2016/5/9/chartex" xmlns:cx4="http://schemas.microsoft.com/office/drawing/2016/5/10/chartex" xmlns:cx5="http://schemas.microsoft.com/office/drawing/2016/5/11/chartex" xmlns:cx6="http://schemas.microsoft.com/office/drawing/2016/5/12/chartex" xmlns:cx7="http://schemas.microsoft.com/office/drawing/2016/5/13/chartex" xmlns:cx8="http://schemas.microsoft.com/office/drawing/2016/5/14/chartex" xmlns:mc="http://schemas.openxmlformats.org/markup-compatibility/2006" xmlns:aink="http://schemas.microsoft.com/office/drawing/2016/ink" xmlns:am3d="http://schemas.microsoft.com/office/drawing/2017/model3d" xmlns:o="urn:schemas-microsoft-com:office:office" xmlns:oel="http://schemas.microsoft.com/office/2019/extlst" xmlns:r="http://schemas.openxmlformats.org/officeDocument/2006/relationships" xmlns:m="http://schemas.openxmlformats.org/officeDocument/2006/math" xmlns:v="urn:schemas-microsoft-com:vml" xmlns:wp14="http://schemas.microsoft.com/office/word/2010/wordprocessingDrawing" xmlns:wp="http://schemas.openxmlformats.org/drawingml/2006/wordprocessingDrawing" xmlns:w10="urn:schemas-microsoft-com:office:word" xmlns:w="http://schemas.openxmlformats.org/wordprocessingml/2006/main" xmlns:w14="http://schemas.microsoft.com/office/word/2010/wordml" xmlns:w15="http://schemas.microsoft.com/office/word/2012/wordml" xmlns:w16cex="http://schemas.microsoft.com/office/word/2018/wordml/cex" xmlns:w16cid="http://schemas.microsoft.com/office/word/2016/wordml/cid" xmlns:w16="http://schemas.microsoft.com/office/word/2018/wordml" xmlns:w16du="http://schemas.microsoft.com/office/word/2023/wordml/word16du" xmlns:w16sdtdh="http://schemas.microsoft.com/office/word/2020/wordml/sdtdatahash" xmlns:w16sdtfl="http://schemas.microsoft.com/office/word/2024/wordml/sdtformatlock" xmlns:w16se="http://schemas.microsoft.com/office/word/2015/wordml/symex" xmlns:wpg="http://schemas.microsoft.com/office/word/2010/wordprocessingGroup" xmlns:wpi="http://schemas.microsoft.com/office/word/2010/wordprocessingInk" xmlns:wne="http://schemas.microsoft.com/office/word/2006/wordml" xmlns:wps="http://schemas.microsoft.com/office/word/2010/wordprocessingShape" mc:Ignorable="w14 w15 w16se w16cid w16 w16cex w16sdtdh w16sdtfl w16du wp14">
   <w:footnote w:type="separator" w:id="-1">
     <w:p>
       <w:r>
@@ -16102,12 +15766,12 @@
 </file>
 
 <file path=word/header1.xml><?xml version="1.0" encoding="utf-8"?>
-<w:hdr xmlns:wpc="http://schemas.microsoft.com/office/word/2010/wordprocessingCanvas" xmlns:cx="http://schemas.microsoft.com/office/drawing/2014/chartex" xmlns:cx1="http://schemas.microsoft.com/office/drawing/2015/9/8/chartex" xmlns:cx2="http://schemas.microsoft.com/office/drawing/2015/10/21/chartex" xmlns:cx3="http://schemas.microsoft.com/office/drawing/2016/5/9/chartex" xmlns:cx4="http://schemas.microsoft.com/office/drawing/2016/5/10/chartex" xmlns:cx5="http://schemas.microsoft.com/office/drawing/2016/5/11/chartex" xmlns:cx6="http://schemas.microsoft.com/office/drawing/2016/5/12/chartex" xmlns:cx7="http://schemas.microsoft.com/office/drawing/2016/5/13/chartex" xmlns:cx8="http://schemas.microsoft.com/office/drawing/2016/5/14/chartex" xmlns:mc="http://schemas.openxmlformats.org/markup-compatibility/2006" xmlns:aink="http://schemas.microsoft.com/office/drawing/2016/ink" xmlns:am3d="http://schemas.microsoft.com/office/drawing/2017/model3d" xmlns:o="urn:schemas-microsoft-com:office:office" xmlns:oel="http://schemas.microsoft.com/office/2019/extlst" xmlns:r="http://schemas.openxmlformats.org/officeDocument/2006/relationships" xmlns:m="http://schemas.openxmlformats.org/officeDocument/2006/math" xmlns:v="urn:schemas-microsoft-com:vml" xmlns:wp14="http://schemas.microsoft.com/office/word/2010/wordprocessingDrawing" xmlns:wp="http://schemas.openxmlformats.org/drawingml/2006/wordprocessingDrawing" xmlns:w10="urn:schemas-microsoft-com:office:word" xmlns:w="http://schemas.openxmlformats.org/wordprocessingml/2006/main" xmlns:w14="http://schemas.microsoft.com/office/word/2010/wordml" xmlns:w15="http://schemas.microsoft.com/office/word/2012/wordml" xmlns:w16cex="http://schemas.microsoft.com/office/word/2018/wordml/cex" xmlns:w16cid="http://schemas.microsoft.com/office/word/2016/wordml/cid" xmlns:w16="http://schemas.microsoft.com/office/word/2018/wordml" xmlns:w16sdtdh="http://schemas.microsoft.com/office/word/2020/wordml/sdtdatahash" xmlns:w16se="http://schemas.microsoft.com/office/word/2015/wordml/symex" xmlns:wpg="http://schemas.microsoft.com/office/word/2010/wordprocessingGroup" xmlns:wpi="http://schemas.microsoft.com/office/word/2010/wordprocessingInk" xmlns:wne="http://schemas.microsoft.com/office/word/2006/wordml" xmlns:wps="http://schemas.microsoft.com/office/word/2010/wordprocessingShape" mc:Ignorable="w14 w15 w16se w16cid w16 w16cex w16sdtdh wp14">
+<w:hdr xmlns:wpc="http://schemas.microsoft.com/office/word/2010/wordprocessingCanvas" xmlns:cx="http://schemas.microsoft.com/office/drawing/2014/chartex" xmlns:cx1="http://schemas.microsoft.com/office/drawing/2015/9/8/chartex" xmlns:cx2="http://schemas.microsoft.com/office/drawing/2015/10/21/chartex" xmlns:cx3="http://schemas.microsoft.com/office/drawing/2016/5/9/chartex" xmlns:cx4="http://schemas.microsoft.com/office/drawing/2016/5/10/chartex" xmlns:cx5="http://schemas.microsoft.com/office/drawing/2016/5/11/chartex" xmlns:cx6="http://schemas.microsoft.com/office/drawing/2016/5/12/chartex" xmlns:cx7="http://schemas.microsoft.com/office/drawing/2016/5/13/chartex" xmlns:cx8="http://schemas.microsoft.com/office/drawing/2016/5/14/chartex" xmlns:mc="http://schemas.openxmlformats.org/markup-compatibility/2006" xmlns:aink="http://schemas.microsoft.com/office/drawing/2016/ink" xmlns:am3d="http://schemas.microsoft.com/office/drawing/2017/model3d" xmlns:o="urn:schemas-microsoft-com:office:office" xmlns:oel="http://schemas.microsoft.com/office/2019/extlst" xmlns:r="http://schemas.openxmlformats.org/officeDocument/2006/relationships" xmlns:m="http://schemas.openxmlformats.org/officeDocument/2006/math" xmlns:v="urn:schemas-microsoft-com:vml" xmlns:wp14="http://schemas.microsoft.com/office/word/2010/wordprocessingDrawing" xmlns:wp="http://schemas.openxmlformats.org/drawingml/2006/wordprocessingDrawing" xmlns:w10="urn:schemas-microsoft-com:office:word" xmlns:w="http://schemas.openxmlformats.org/wordprocessingml/2006/main" xmlns:w14="http://schemas.microsoft.com/office/word/2010/wordml" xmlns:w15="http://schemas.microsoft.com/office/word/2012/wordml" xmlns:w16cex="http://schemas.microsoft.com/office/word/2018/wordml/cex" xmlns:w16cid="http://schemas.microsoft.com/office/word/2016/wordml/cid" xmlns:w16="http://schemas.microsoft.com/office/word/2018/wordml" xmlns:w16du="http://schemas.microsoft.com/office/word/2023/wordml/word16du" xmlns:w16sdtdh="http://schemas.microsoft.com/office/word/2020/wordml/sdtdatahash" xmlns:w16sdtfl="http://schemas.microsoft.com/office/word/2024/wordml/sdtformatlock" xmlns:w16se="http://schemas.microsoft.com/office/word/2015/wordml/symex" xmlns:wpg="http://schemas.microsoft.com/office/word/2010/wordprocessingGroup" xmlns:wpi="http://schemas.microsoft.com/office/word/2010/wordprocessingInk" xmlns:wne="http://schemas.microsoft.com/office/word/2006/wordml" xmlns:wps="http://schemas.microsoft.com/office/word/2010/wordprocessingShape" mc:Ignorable="w14 w15 w16se w16cid w16 w16cex w16sdtdh w16sdtfl w16du wp14">
   <w:p>
     <w:pPr>
       <w:jc w:val="center"/>
       <w:rPr>
-        <w:rFonts w:ascii="微软雅黑" w:hAnsi="微软雅黑"/>
+        <w:rFonts w:ascii="微软雅黑" w:hAnsi="微软雅黑" w:hint="eastAsia"/>
         <w:sz w:val="20"/>
       </w:rPr>
     </w:pPr>
@@ -16200,7 +15864,6 @@
       </w:rPr>
       <w:t xml:space="preserve">   </w:t>
     </w:r>
-    <w:proofErr w:type="spellStart"/>
     <w:r>
       <w:rPr>
         <w:rFonts w:ascii="微软雅黑" w:hAnsi="微软雅黑"/>
@@ -16208,13 +15871,12 @@
       </w:rPr>
       <w:t>drill_up</w:t>
     </w:r>
-    <w:proofErr w:type="spellEnd"/>
   </w:p>
 </w:hdr>
 </file>
 
 <file path=word/styles.xml><?xml version="1.0" encoding="utf-8"?>
-<w:styles xmlns:mc="http://schemas.openxmlformats.org/markup-compatibility/2006" xmlns:r="http://schemas.openxmlformats.org/officeDocument/2006/relationships" xmlns:w="http://schemas.openxmlformats.org/wordprocessingml/2006/main" xmlns:w14="http://schemas.microsoft.com/office/word/2010/wordml" xmlns:w15="http://schemas.microsoft.com/office/word/2012/wordml" xmlns:w16cex="http://schemas.microsoft.com/office/word/2018/wordml/cex" xmlns:w16cid="http://schemas.microsoft.com/office/word/2016/wordml/cid" xmlns:w16="http://schemas.microsoft.com/office/word/2018/wordml" xmlns:w16sdtdh="http://schemas.microsoft.com/office/word/2020/wordml/sdtdatahash" xmlns:w16se="http://schemas.microsoft.com/office/word/2015/wordml/symex" mc:Ignorable="w14 w15 w16se w16cid w16 w16cex w16sdtdh">
+<w:styles xmlns:mc="http://schemas.openxmlformats.org/markup-compatibility/2006" xmlns:r="http://schemas.openxmlformats.org/officeDocument/2006/relationships" xmlns:w="http://schemas.openxmlformats.org/wordprocessingml/2006/main" xmlns:w14="http://schemas.microsoft.com/office/word/2010/wordml" xmlns:w15="http://schemas.microsoft.com/office/word/2012/wordml" xmlns:w16cex="http://schemas.microsoft.com/office/word/2018/wordml/cex" xmlns:w16cid="http://schemas.microsoft.com/office/word/2016/wordml/cid" xmlns:w16="http://schemas.microsoft.com/office/word/2018/wordml" xmlns:w16du="http://schemas.microsoft.com/office/word/2023/wordml/word16du" xmlns:w16sdtdh="http://schemas.microsoft.com/office/word/2020/wordml/sdtdatahash" xmlns:w16sdtfl="http://schemas.microsoft.com/office/word/2024/wordml/sdtformatlock" xmlns:w16se="http://schemas.microsoft.com/office/word/2015/wordml/symex" mc:Ignorable="w14 w15 w16se w16cid w16 w16cex w16sdtdh w16sdtfl w16du">
   <w:docDefaults>
     <w:rPrDefault>
       <w:rPr>
